--- a/docs/EVIDENCE_LOG.docx
+++ b/docs/EVIDENCE_LOG.docx
@@ -4,45 +4,39 @@
   <w:body>
     <w:p>
       <w:pPr>
-        <w:pStyle w:val="Title"/>
-        <w:jc w:val="center"/>
+        <w:pStyle w:val="Heading1"/>
       </w:pPr>
       <w:r>
         <w:t>EqualTales — Evidence Log</w:t>
       </w:r>
     </w:p>
+    <w:p/>
     <w:p>
       <w:r>
-        <w:rPr>
-          <w:b/>
-        </w:rPr>
-        <w:t xml:space="preserve">Project: </w:t>
+        <w:t>Project: EqualTales</w:t>
       </w:r>
+    </w:p>
+    <w:p>
       <w:r>
-        <w:t>EqualTales</w:t>
+        <w:t>Team: Solo Builder</w:t>
       </w:r>
     </w:p>
     <w:p/>
     <w:p>
       <w:r>
-        <w:rPr>
-          <w:b/>
-        </w:rPr>
-        <w:t xml:space="preserve">Team: </w:t>
-      </w:r>
-      <w:r>
-        <w:t>Solo Builder</w:t>
+        <w:t>──────────────────────────────────────────────────</w:t>
       </w:r>
     </w:p>
     <w:p/>
     <w:p>
       <w:pPr>
-        <w:pStyle w:val="Heading1"/>
+        <w:pStyle w:val="Heading2"/>
       </w:pPr>
       <w:r>
         <w:t>Source Attribution Table</w:t>
       </w:r>
     </w:p>
+    <w:p/>
     <w:tbl>
       <w:tblPr>
         <w:tblStyle w:val="TableGrid"/>
@@ -62,13 +56,9 @@
         <w:tc>
           <w:tcPr>
             <w:tcW w:type="dxa" w:w="1234"/>
-            <w:shd w:fill="D9EAD3"/>
           </w:tcPr>
           <w:p>
             <w:r>
-              <w:rPr>
-                <w:b/>
-              </w:rPr>
               <w:t>#</w:t>
             </w:r>
           </w:p>
@@ -76,13 +66,9 @@
         <w:tc>
           <w:tcPr>
             <w:tcW w:type="dxa" w:w="1234"/>
-            <w:shd w:fill="D9EAD3"/>
           </w:tcPr>
           <w:p>
             <w:r>
-              <w:rPr>
-                <w:b/>
-              </w:rPr>
               <w:t>Item / Claim</w:t>
             </w:r>
           </w:p>
@@ -90,13 +76,9 @@
         <w:tc>
           <w:tcPr>
             <w:tcW w:type="dxa" w:w="1234"/>
-            <w:shd w:fill="D9EAD3"/>
           </w:tcPr>
           <w:p>
             <w:r>
-              <w:rPr>
-                <w:b/>
-              </w:rPr>
               <w:t>Purpose in Project</w:t>
             </w:r>
           </w:p>
@@ -104,13 +86,9 @@
         <w:tc>
           <w:tcPr>
             <w:tcW w:type="dxa" w:w="1234"/>
-            <w:shd w:fill="D9EAD3"/>
           </w:tcPr>
           <w:p>
             <w:r>
-              <w:rPr>
-                <w:b/>
-              </w:rPr>
               <w:t>Source Link</w:t>
             </w:r>
           </w:p>
@@ -118,13 +96,9 @@
         <w:tc>
           <w:tcPr>
             <w:tcW w:type="dxa" w:w="1234"/>
-            <w:shd w:fill="D9EAD3"/>
           </w:tcPr>
           <w:p>
             <w:r>
-              <w:rPr>
-                <w:b/>
-              </w:rPr>
               <w:t>Type</w:t>
             </w:r>
           </w:p>
@@ -132,13 +106,9 @@
         <w:tc>
           <w:tcPr>
             <w:tcW w:type="dxa" w:w="1234"/>
-            <w:shd w:fill="D9EAD3"/>
           </w:tcPr>
           <w:p>
             <w:r>
-              <w:rPr>
-                <w:b/>
-              </w:rPr>
               <w:t>License / Attribution</w:t>
             </w:r>
           </w:p>
@@ -146,13 +116,9 @@
         <w:tc>
           <w:tcPr>
             <w:tcW w:type="dxa" w:w="1234"/>
-            <w:shd w:fill="D9EAD3"/>
           </w:tcPr>
           <w:p>
             <w:r>
-              <w:rPr>
-                <w:b/>
-              </w:rPr>
               <w:t>Notes</w:t>
             </w:r>
           </w:p>
@@ -843,7 +809,7 @@
           </w:tcPr>
           <w:p>
             <w:r>
-              <w:t>Bian et al. (2017). Science, 355(6323)</w:t>
+              <w:t>Bian, L., Leslie, S. J., &amp; Cimpian, A. (2017). Gender stereotypes about intellectual ability emerge early and influence children's interests. *Science*, 355(6323), 389-391.</w:t>
             </w:r>
           </w:p>
         </w:tc>
@@ -915,7 +881,7 @@
           </w:tcPr>
           <w:p>
             <w:r>
-              <w:t>Bian et al. (2017) - same study</w:t>
+              <w:t>Same as #10 (Bian et al., 2017)</w:t>
             </w:r>
           </w:p>
         </w:tc>
@@ -987,7 +953,7 @@
           </w:tcPr>
           <w:p>
             <w:r>
-              <w:t>EMNLP 2025 research</w:t>
+              <w:t>EMNLP 2025 research on AI bias in children's content</w:t>
             </w:r>
           </w:p>
         </w:tc>
@@ -1017,7 +983,7 @@
           </w:tcPr>
           <w:p>
             <w:r>
-              <w:t>Motivated verify_story tool</w:t>
+              <w:t>Motivated the verify_story tool</w:t>
             </w:r>
           </w:p>
         </w:tc>
@@ -1059,7 +1025,7 @@
           </w:tcPr>
           <w:p>
             <w:r>
-              <w:t>Master et al. (2016). J. Ed. Psych., 108(3)</w:t>
+              <w:t>Master, A., Cheryan, S., &amp; Meltzoff, A. N. (2016). Computing whether she belongs. *Journal of Educational Psychology*, 108(3), 424-437.</w:t>
             </w:r>
           </w:p>
         </w:tc>
@@ -1131,7 +1097,7 @@
           </w:tcPr>
           <w:p>
             <w:r>
-              <w:t>Wikipedia, Britannica, biographies</w:t>
+              <w:t>Wikipedia, Britannica, verified biographies</w:t>
             </w:r>
           </w:p>
         </w:tc>
@@ -1161,7 +1127,7 @@
           </w:tcPr>
           <w:p>
             <w:r>
-              <w:t>Each woman verified against 2+ sources</w:t>
+              <w:t>Each woman's facts verified against 2+ sources</w:t>
             </w:r>
           </w:p>
         </w:tc>
@@ -1169,13 +1135,20 @@
     </w:tbl>
     <w:p/>
     <w:p>
+      <w:r>
+        <w:t>──────────────────────────────────────────────────</w:t>
+      </w:r>
+    </w:p>
+    <w:p/>
+    <w:p>
       <w:pPr>
-        <w:pStyle w:val="Heading1"/>
+        <w:pStyle w:val="Heading2"/>
       </w:pPr>
       <w:r>
         <w:t>AI-Generated Content Log</w:t>
       </w:r>
     </w:p>
+    <w:p/>
     <w:tbl>
       <w:tblPr>
         <w:tblStyle w:val="TableGrid"/>
@@ -1193,13 +1166,9 @@
         <w:tc>
           <w:tcPr>
             <w:tcW w:type="dxa" w:w="1728"/>
-            <w:shd w:fill="D9EAD3"/>
           </w:tcPr>
           <w:p>
             <w:r>
-              <w:rPr>
-                <w:b/>
-              </w:rPr>
               <w:t>AI Tool Used</w:t>
             </w:r>
           </w:p>
@@ -1207,13 +1176,9 @@
         <w:tc>
           <w:tcPr>
             <w:tcW w:type="dxa" w:w="1728"/>
-            <w:shd w:fill="D9EAD3"/>
           </w:tcPr>
           <w:p>
             <w:r>
-              <w:rPr>
-                <w:b/>
-              </w:rPr>
               <w:t>Purpose</w:t>
             </w:r>
           </w:p>
@@ -1221,13 +1186,9 @@
         <w:tc>
           <w:tcPr>
             <w:tcW w:type="dxa" w:w="1728"/>
-            <w:shd w:fill="D9EAD3"/>
           </w:tcPr>
           <w:p>
             <w:r>
-              <w:rPr>
-                <w:b/>
-              </w:rPr>
               <w:t>What AI Generated</w:t>
             </w:r>
           </w:p>
@@ -1235,13 +1196,9 @@
         <w:tc>
           <w:tcPr>
             <w:tcW w:type="dxa" w:w="1728"/>
-            <w:shd w:fill="D9EAD3"/>
           </w:tcPr>
           <w:p>
             <w:r>
-              <w:rPr>
-                <w:b/>
-              </w:rPr>
               <w:t>What You Changed</w:t>
             </w:r>
           </w:p>
@@ -1249,13 +1206,9 @@
         <w:tc>
           <w:tcPr>
             <w:tcW w:type="dxa" w:w="1728"/>
-            <w:shd w:fill="D9EAD3"/>
           </w:tcPr>
           <w:p>
             <w:r>
-              <w:rPr>
-                <w:b/>
-              </w:rPr>
               <w:t>Verification Method</w:t>
             </w:r>
           </w:p>
@@ -1298,7 +1251,7 @@
           </w:tcPr>
           <w:p>
             <w:r>
-              <w:t>Prompt engineering for no race/ethnicity in illustration descriptions; structured JSON output format</w:t>
+              <w:t>Prompt engineering to ensure no race/ethnicity in illustration descriptions; structured JSON output format</w:t>
             </w:r>
           </w:p>
         </w:tc>
@@ -1576,13 +1529,167 @@
     </w:tbl>
     <w:p/>
     <w:p>
+      <w:r>
+        <w:t>──────────────────────────────────────────────────</w:t>
+      </w:r>
+    </w:p>
+    <w:p/>
+    <w:p>
       <w:pPr>
-        <w:pStyle w:val="Heading1"/>
+        <w:pStyle w:val="Heading2"/>
+      </w:pPr>
+      <w:r>
+        <w:t>Verification Methods</w:t>
+      </w:r>
+    </w:p>
+    <w:p/>
+    <w:p>
+      <w:pPr>
+        <w:pStyle w:val="Heading3"/>
+      </w:pPr>
+      <w:r>
+        <w:t>Code Dependencies</w:t>
+      </w:r>
+    </w:p>
+    <w:p>
+      <w:pPr>
+        <w:pStyle w:val="ListBullet"/>
+      </w:pPr>
+      <w:r>
+        <w:t>All dependencies checked for license compatibility (MIT, BSD, Apache 2.0 — all permissive)</w:t>
+      </w:r>
+    </w:p>
+    <w:p>
+      <w:pPr>
+        <w:pStyle w:val="ListBullet"/>
+      </w:pPr>
+      <w:r>
+        <w:t>No GPL or restrictive licenses that would require open-sourcing our code</w:t>
+      </w:r>
+    </w:p>
+    <w:p>
+      <w:pPr>
+        <w:pStyle w:val="ListBullet"/>
+      </w:pPr>
+      <w:r>
+        <w:t>Version numbers pinned in `requirements.txt` and `package.json`</w:t>
+      </w:r>
+    </w:p>
+    <w:p/>
+    <w:p>
+      <w:pPr>
+        <w:pStyle w:val="Heading3"/>
+      </w:pPr>
+      <w:r>
+        <w:t>Research Claims</w:t>
+      </w:r>
+    </w:p>
+    <w:p>
+      <w:pPr>
+        <w:pStyle w:val="ListBullet"/>
+      </w:pPr>
+      <w:r>
+        <w:t>Statistics cited with full academic references</w:t>
+      </w:r>
+    </w:p>
+    <w:p>
+      <w:pPr>
+        <w:pStyle w:val="ListBullet"/>
+      </w:pPr>
+      <w:r>
+        <w:t>"Approximately" or "research suggests" used for synthesized claims</w:t>
+      </w:r>
+    </w:p>
+    <w:p>
+      <w:pPr>
+        <w:pStyle w:val="ListBullet"/>
+      </w:pPr>
+      <w:r>
+        <w:t>Direct quotes avoided; paraphrased with citation</w:t>
+      </w:r>
+    </w:p>
+    <w:p/>
+    <w:p>
+      <w:pPr>
+        <w:pStyle w:val="Heading3"/>
+      </w:pPr>
+      <w:r>
+        <w:t>AI-Generated Content</w:t>
+      </w:r>
+    </w:p>
+    <w:p>
+      <w:pPr>
+        <w:pStyle w:val="ListBullet"/>
+      </w:pPr>
+      <w:r>
+        <w:t>Every AI output reviewed before inclusion in final product</w:t>
+      </w:r>
+    </w:p>
+    <w:p>
+      <w:pPr>
+        <w:pStyle w:val="ListBullet"/>
+      </w:pPr>
+      <w:r>
+        <w:t>QA loop provides automated verification for story content</w:t>
+      </w:r>
+    </w:p>
+    <w:p>
+      <w:pPr>
+        <w:pStyle w:val="ListBullet"/>
+      </w:pPr>
+      <w:r>
+        <w:t>Illustration style constrained to children's book aesthetic</w:t>
+      </w:r>
+    </w:p>
+    <w:p/>
+    <w:p>
+      <w:pPr>
+        <w:pStyle w:val="Heading3"/>
+      </w:pPr>
+      <w:r>
+        <w:t>Historical Facts</w:t>
+      </w:r>
+    </w:p>
+    <w:p>
+      <w:pPr>
+        <w:pStyle w:val="ListBullet"/>
+      </w:pPr>
+      <w:r>
+        <w:t>Each of 50 women verified against multiple sources (Wikipedia, Britannica, biographies)</w:t>
+      </w:r>
+    </w:p>
+    <w:p>
+      <w:pPr>
+        <w:pStyle w:val="ListBullet"/>
+      </w:pPr>
+      <w:r>
+        <w:t>Achievements described in age-appropriate language without exaggeration</w:t>
+      </w:r>
+    </w:p>
+    <w:p>
+      <w:pPr>
+        <w:pStyle w:val="ListBullet"/>
+      </w:pPr>
+      <w:r>
+        <w:t>Era/dates double-checked for accuracy</w:t>
+      </w:r>
+    </w:p>
+    <w:p/>
+    <w:p>
+      <w:r>
+        <w:t>──────────────────────────────────────────────────</w:t>
+      </w:r>
+    </w:p>
+    <w:p/>
+    <w:p>
+      <w:pPr>
+        <w:pStyle w:val="Heading2"/>
       </w:pPr>
       <w:r>
         <w:t>License Summary</w:t>
       </w:r>
     </w:p>
+    <w:p/>
     <w:tbl>
       <w:tblPr>
         <w:tblStyle w:val="TableGrid"/>
@@ -1597,13 +1704,9 @@
         <w:tc>
           <w:tcPr>
             <w:tcW w:type="dxa" w:w="4320"/>
-            <w:shd w:fill="D9EAD3"/>
           </w:tcPr>
           <w:p>
             <w:r>
-              <w:rPr>
-                <w:b/>
-              </w:rPr>
               <w:t>License Type</w:t>
             </w:r>
           </w:p>
@@ -1611,13 +1714,9 @@
         <w:tc>
           <w:tcPr>
             <w:tcW w:type="dxa" w:w="4320"/>
-            <w:shd w:fill="D9EAD3"/>
           </w:tcPr>
           <w:p>
             <w:r>
-              <w:rPr>
-                <w:b/>
-              </w:rPr>
               <w:t>Dependencies</w:t>
             </w:r>
           </w:p>
@@ -1743,14 +1842,22 @@
     <w:p/>
     <w:p>
       <w:r>
+        <w:t>──────────────────────────────────────────────────</w:t>
+      </w:r>
+    </w:p>
+    <w:p/>
+    <w:p>
+      <w:r>
         <w:t>Evidence Log maintained throughout development (Feb 27 – Mar 7, 2026)</w:t>
       </w:r>
     </w:p>
+    <w:p/>
     <w:p>
       <w:r>
         <w:t>Built for #75HER Challenge | CreateHER Fest 2026</w:t>
       </w:r>
     </w:p>
+    <w:p/>
     <w:sectPr>
       <w:pgSz w:w="12240" w:h="15840"/>
       <w:pgMar w:top="1440" w:right="1800" w:bottom="1440" w:left="1800" w:header="720" w:footer="720" w:gutter="0"/>
@@ -2124,6 +2231,10 @@
     <w:name w:val="Normal"/>
     <w:qFormat/>
     <w:rsid w:val="00FC693F"/>
+    <w:rPr>
+      <w:rFonts w:ascii="Calibri" w:hAnsi="Calibri"/>
+      <w:sz w:val="22"/>
+    </w:rPr>
   </w:style>
   <w:style w:type="paragraph" w:styleId="Header">
     <w:name w:val="header"/>

--- a/docs/EVIDENCE_LOG.docx
+++ b/docs/EVIDENCE_LOG.docx
@@ -10,1149 +10,60 @@
         <w:t>EqualTales — Evidence Log</w:t>
       </w:r>
     </w:p>
-    <w:p/>
     <w:p>
       <w:r>
-        <w:t>Project: EqualTales</w:t>
+        <w:rPr>
+          <w:b/>
+        </w:rPr>
+        <w:t>Project:</w:t>
+      </w:r>
+      <w:r>
+        <w:t xml:space="preserve"> EqualTales</w:t>
       </w:r>
     </w:p>
     <w:p>
       <w:r>
-        <w:t>Team: Solo Builder</w:t>
+        <w:rPr>
+          <w:b/>
+        </w:rPr>
+        <w:t>Team:</w:t>
+      </w:r>
+      <w:r>
+        <w:t xml:space="preserve"> Solo Builder</w:t>
       </w:r>
     </w:p>
-    <w:p/>
     <w:p>
       <w:r>
-        <w:t>──────────────────────────────────────────────────</w:t>
+        <w:rPr>
+          <w:b/>
+        </w:rPr>
+        <w:t>Timeline:</w:t>
+      </w:r>
+      <w:r>
+        <w:t xml:space="preserve"> Feb 27 – Mar 7, 2026</w:t>
       </w:r>
     </w:p>
-    <w:p/>
+    <w:p>
+      <w:r>
+        <w:rPr>
+          <w:color w:val="C8C8C8"/>
+        </w:rPr>
+        <w:t>────────────────────────────────────────────────────────────</w:t>
+      </w:r>
+    </w:p>
     <w:p>
       <w:pPr>
         <w:pStyle w:val="Heading2"/>
       </w:pPr>
       <w:r>
-        <w:t>Source Attribution Table</w:t>
+        <w:t>Research Sources</w:t>
       </w:r>
     </w:p>
-    <w:p/>
     <w:tbl>
       <w:tblPr>
         <w:tblStyle w:val="TableGrid"/>
         <w:tblW w:type="auto" w:w="0"/>
-        <w:tblLook w:firstColumn="1" w:firstRow="1" w:lastColumn="0" w:lastRow="0" w:noHBand="0" w:noVBand="1" w:val="04A0"/>
-      </w:tblPr>
-      <w:tblGrid>
-        <w:gridCol w:w="1234"/>
-        <w:gridCol w:w="1234"/>
-        <w:gridCol w:w="1234"/>
-        <w:gridCol w:w="1234"/>
-        <w:gridCol w:w="1234"/>
-        <w:gridCol w:w="1234"/>
-        <w:gridCol w:w="1234"/>
-      </w:tblGrid>
-      <w:tr>
-        <w:tc>
-          <w:tcPr>
-            <w:tcW w:type="dxa" w:w="1234"/>
-          </w:tcPr>
-          <w:p>
-            <w:r>
-              <w:t>#</w:t>
-            </w:r>
-          </w:p>
-        </w:tc>
-        <w:tc>
-          <w:tcPr>
-            <w:tcW w:type="dxa" w:w="1234"/>
-          </w:tcPr>
-          <w:p>
-            <w:r>
-              <w:t>Item / Claim</w:t>
-            </w:r>
-          </w:p>
-        </w:tc>
-        <w:tc>
-          <w:tcPr>
-            <w:tcW w:type="dxa" w:w="1234"/>
-          </w:tcPr>
-          <w:p>
-            <w:r>
-              <w:t>Purpose in Project</w:t>
-            </w:r>
-          </w:p>
-        </w:tc>
-        <w:tc>
-          <w:tcPr>
-            <w:tcW w:type="dxa" w:w="1234"/>
-          </w:tcPr>
-          <w:p>
-            <w:r>
-              <w:t>Source Link</w:t>
-            </w:r>
-          </w:p>
-        </w:tc>
-        <w:tc>
-          <w:tcPr>
-            <w:tcW w:type="dxa" w:w="1234"/>
-          </w:tcPr>
-          <w:p>
-            <w:r>
-              <w:t>Type</w:t>
-            </w:r>
-          </w:p>
-        </w:tc>
-        <w:tc>
-          <w:tcPr>
-            <w:tcW w:type="dxa" w:w="1234"/>
-          </w:tcPr>
-          <w:p>
-            <w:r>
-              <w:t>License / Attribution</w:t>
-            </w:r>
-          </w:p>
-        </w:tc>
-        <w:tc>
-          <w:tcPr>
-            <w:tcW w:type="dxa" w:w="1234"/>
-          </w:tcPr>
-          <w:p>
-            <w:r>
-              <w:t>Notes</w:t>
-            </w:r>
-          </w:p>
-        </w:tc>
-      </w:tr>
-      <w:tr>
-        <w:tc>
-          <w:tcPr>
-            <w:tcW w:type="dxa" w:w="1234"/>
-          </w:tcPr>
-          <w:p>
-            <w:r>
-              <w:t>1</w:t>
-            </w:r>
-          </w:p>
-        </w:tc>
-        <w:tc>
-          <w:tcPr>
-            <w:tcW w:type="dxa" w:w="1234"/>
-          </w:tcPr>
-          <w:p>
-            <w:r>
-              <w:t>React</w:t>
-            </w:r>
-          </w:p>
-        </w:tc>
-        <w:tc>
-          <w:tcPr>
-            <w:tcW w:type="dxa" w:w="1234"/>
-          </w:tcPr>
-          <w:p>
-            <w:r>
-              <w:t>Frontend framework</w:t>
-            </w:r>
-          </w:p>
-        </w:tc>
-        <w:tc>
-          <w:tcPr>
-            <w:tcW w:type="dxa" w:w="1234"/>
-          </w:tcPr>
-          <w:p>
-            <w:r>
-              <w:t>https://react.dev</w:t>
-            </w:r>
-          </w:p>
-        </w:tc>
-        <w:tc>
-          <w:tcPr>
-            <w:tcW w:type="dxa" w:w="1234"/>
-          </w:tcPr>
-          <w:p>
-            <w:r>
-              <w:t>Code</w:t>
-            </w:r>
-          </w:p>
-        </w:tc>
-        <w:tc>
-          <w:tcPr>
-            <w:tcW w:type="dxa" w:w="1234"/>
-          </w:tcPr>
-          <w:p>
-            <w:r>
-              <w:t>MIT License</w:t>
-            </w:r>
-          </w:p>
-        </w:tc>
-        <w:tc>
-          <w:tcPr>
-            <w:tcW w:type="dxa" w:w="1234"/>
-          </w:tcPr>
-          <w:p>
-            <w:r>
-              <w:t>v18.2.0</w:t>
-            </w:r>
-          </w:p>
-        </w:tc>
-      </w:tr>
-      <w:tr>
-        <w:tc>
-          <w:tcPr>
-            <w:tcW w:type="dxa" w:w="1234"/>
-          </w:tcPr>
-          <w:p>
-            <w:r>
-              <w:t>2</w:t>
-            </w:r>
-          </w:p>
-        </w:tc>
-        <w:tc>
-          <w:tcPr>
-            <w:tcW w:type="dxa" w:w="1234"/>
-          </w:tcPr>
-          <w:p>
-            <w:r>
-              <w:t>Flask</w:t>
-            </w:r>
-          </w:p>
-        </w:tc>
-        <w:tc>
-          <w:tcPr>
-            <w:tcW w:type="dxa" w:w="1234"/>
-          </w:tcPr>
-          <w:p>
-            <w:r>
-              <w:t>Backend API framework</w:t>
-            </w:r>
-          </w:p>
-        </w:tc>
-        <w:tc>
-          <w:tcPr>
-            <w:tcW w:type="dxa" w:w="1234"/>
-          </w:tcPr>
-          <w:p>
-            <w:r>
-              <w:t>https://flask.palletsprojects.com</w:t>
-            </w:r>
-          </w:p>
-        </w:tc>
-        <w:tc>
-          <w:tcPr>
-            <w:tcW w:type="dxa" w:w="1234"/>
-          </w:tcPr>
-          <w:p>
-            <w:r>
-              <w:t>Code</w:t>
-            </w:r>
-          </w:p>
-        </w:tc>
-        <w:tc>
-          <w:tcPr>
-            <w:tcW w:type="dxa" w:w="1234"/>
-          </w:tcPr>
-          <w:p>
-            <w:r>
-              <w:t>BSD-3-Clause</w:t>
-            </w:r>
-          </w:p>
-        </w:tc>
-        <w:tc>
-          <w:tcPr>
-            <w:tcW w:type="dxa" w:w="1234"/>
-          </w:tcPr>
-          <w:p>
-            <w:r>
-              <w:t>v3.0.0</w:t>
-            </w:r>
-          </w:p>
-        </w:tc>
-      </w:tr>
-      <w:tr>
-        <w:tc>
-          <w:tcPr>
-            <w:tcW w:type="dxa" w:w="1234"/>
-          </w:tcPr>
-          <w:p>
-            <w:r>
-              <w:t>3</w:t>
-            </w:r>
-          </w:p>
-        </w:tc>
-        <w:tc>
-          <w:tcPr>
-            <w:tcW w:type="dxa" w:w="1234"/>
-          </w:tcPr>
-          <w:p>
-            <w:r>
-              <w:t>FastMCP</w:t>
-            </w:r>
-          </w:p>
-        </w:tc>
-        <w:tc>
-          <w:tcPr>
-            <w:tcW w:type="dxa" w:w="1234"/>
-          </w:tcPr>
-          <w:p>
-            <w:r>
-              <w:t>MCP server framework for Goose</w:t>
-            </w:r>
-          </w:p>
-        </w:tc>
-        <w:tc>
-          <w:tcPr>
-            <w:tcW w:type="dxa" w:w="1234"/>
-          </w:tcPr>
-          <w:p>
-            <w:r>
-              <w:t>https://github.com/jlowin/fastmcp</w:t>
-            </w:r>
-          </w:p>
-        </w:tc>
-        <w:tc>
-          <w:tcPr>
-            <w:tcW w:type="dxa" w:w="1234"/>
-          </w:tcPr>
-          <w:p>
-            <w:r>
-              <w:t>Code</w:t>
-            </w:r>
-          </w:p>
-        </w:tc>
-        <w:tc>
-          <w:tcPr>
-            <w:tcW w:type="dxa" w:w="1234"/>
-          </w:tcPr>
-          <w:p>
-            <w:r>
-              <w:t>MIT License</w:t>
-            </w:r>
-          </w:p>
-        </w:tc>
-        <w:tc>
-          <w:tcPr>
-            <w:tcW w:type="dxa" w:w="1234"/>
-          </w:tcPr>
-          <w:p>
-            <w:r>
-              <w:t>v2.0.0+</w:t>
-            </w:r>
-          </w:p>
-        </w:tc>
-      </w:tr>
-      <w:tr>
-        <w:tc>
-          <w:tcPr>
-            <w:tcW w:type="dxa" w:w="1234"/>
-          </w:tcPr>
-          <w:p>
-            <w:r>
-              <w:t>4</w:t>
-            </w:r>
-          </w:p>
-        </w:tc>
-        <w:tc>
-          <w:tcPr>
-            <w:tcW w:type="dxa" w:w="1234"/>
-          </w:tcPr>
-          <w:p>
-            <w:r>
-              <w:t>OpenAI Python SDK</w:t>
-            </w:r>
-          </w:p>
-        </w:tc>
-        <w:tc>
-          <w:tcPr>
-            <w:tcW w:type="dxa" w:w="1234"/>
-          </w:tcPr>
-          <w:p>
-            <w:r>
-              <w:t>API client for DALL-E 3</w:t>
-            </w:r>
-          </w:p>
-        </w:tc>
-        <w:tc>
-          <w:tcPr>
-            <w:tcW w:type="dxa" w:w="1234"/>
-          </w:tcPr>
-          <w:p>
-            <w:r>
-              <w:t>https://github.com/openai/openai-python</w:t>
-            </w:r>
-          </w:p>
-        </w:tc>
-        <w:tc>
-          <w:tcPr>
-            <w:tcW w:type="dxa" w:w="1234"/>
-          </w:tcPr>
-          <w:p>
-            <w:r>
-              <w:t>Code</w:t>
-            </w:r>
-          </w:p>
-        </w:tc>
-        <w:tc>
-          <w:tcPr>
-            <w:tcW w:type="dxa" w:w="1234"/>
-          </w:tcPr>
-          <w:p>
-            <w:r>
-              <w:t>MIT License</w:t>
-            </w:r>
-          </w:p>
-        </w:tc>
-        <w:tc>
-          <w:tcPr>
-            <w:tcW w:type="dxa" w:w="1234"/>
-          </w:tcPr>
-          <w:p>
-            <w:r>
-              <w:t>v1.55.0+</w:t>
-            </w:r>
-          </w:p>
-        </w:tc>
-      </w:tr>
-      <w:tr>
-        <w:tc>
-          <w:tcPr>
-            <w:tcW w:type="dxa" w:w="1234"/>
-          </w:tcPr>
-          <w:p>
-            <w:r>
-              <w:t>5</w:t>
-            </w:r>
-          </w:p>
-        </w:tc>
-        <w:tc>
-          <w:tcPr>
-            <w:tcW w:type="dxa" w:w="1234"/>
-          </w:tcPr>
-          <w:p>
-            <w:r>
-              <w:t>python-dotenv</w:t>
-            </w:r>
-          </w:p>
-        </w:tc>
-        <w:tc>
-          <w:tcPr>
-            <w:tcW w:type="dxa" w:w="1234"/>
-          </w:tcPr>
-          <w:p>
-            <w:r>
-              <w:t>Environment variable management</w:t>
-            </w:r>
-          </w:p>
-        </w:tc>
-        <w:tc>
-          <w:tcPr>
-            <w:tcW w:type="dxa" w:w="1234"/>
-          </w:tcPr>
-          <w:p>
-            <w:r>
-              <w:t>https://github.com/theskumar/python-dotenv</w:t>
-            </w:r>
-          </w:p>
-        </w:tc>
-        <w:tc>
-          <w:tcPr>
-            <w:tcW w:type="dxa" w:w="1234"/>
-          </w:tcPr>
-          <w:p>
-            <w:r>
-              <w:t>Code</w:t>
-            </w:r>
-          </w:p>
-        </w:tc>
-        <w:tc>
-          <w:tcPr>
-            <w:tcW w:type="dxa" w:w="1234"/>
-          </w:tcPr>
-          <w:p>
-            <w:r>
-              <w:t>BSD-3-Clause</w:t>
-            </w:r>
-          </w:p>
-        </w:tc>
-        <w:tc>
-          <w:tcPr>
-            <w:tcW w:type="dxa" w:w="1234"/>
-          </w:tcPr>
-          <w:p>
-            <w:r>
-              <w:t>v1.0.0</w:t>
-            </w:r>
-          </w:p>
-        </w:tc>
-      </w:tr>
-      <w:tr>
-        <w:tc>
-          <w:tcPr>
-            <w:tcW w:type="dxa" w:w="1234"/>
-          </w:tcPr>
-          <w:p>
-            <w:r>
-              <w:t>6</w:t>
-            </w:r>
-          </w:p>
-        </w:tc>
-        <w:tc>
-          <w:tcPr>
-            <w:tcW w:type="dxa" w:w="1234"/>
-          </w:tcPr>
-          <w:p>
-            <w:r>
-              <w:t>Goose</w:t>
-            </w:r>
-          </w:p>
-        </w:tc>
-        <w:tc>
-          <w:tcPr>
-            <w:tcW w:type="dxa" w:w="1234"/>
-          </w:tcPr>
-          <w:p>
-            <w:r>
-              <w:t>AI agent orchestration framework</w:t>
-            </w:r>
-          </w:p>
-        </w:tc>
-        <w:tc>
-          <w:tcPr>
-            <w:tcW w:type="dxa" w:w="1234"/>
-          </w:tcPr>
-          <w:p>
-            <w:r>
-              <w:t>https://github.com/block/goose</w:t>
-            </w:r>
-          </w:p>
-        </w:tc>
-        <w:tc>
-          <w:tcPr>
-            <w:tcW w:type="dxa" w:w="1234"/>
-          </w:tcPr>
-          <w:p>
-            <w:r>
-              <w:t>Code</w:t>
-            </w:r>
-          </w:p>
-        </w:tc>
-        <w:tc>
-          <w:tcPr>
-            <w:tcW w:type="dxa" w:w="1234"/>
-          </w:tcPr>
-          <w:p>
-            <w:r>
-              <w:t>Apache 2.0</w:t>
-            </w:r>
-          </w:p>
-        </w:tc>
-        <w:tc>
-          <w:tcPr>
-            <w:tcW w:type="dxa" w:w="1234"/>
-          </w:tcPr>
-          <w:p>
-            <w:r>
-              <w:t>Block's open-source framework</w:t>
-            </w:r>
-          </w:p>
-        </w:tc>
-      </w:tr>
-      <w:tr>
-        <w:tc>
-          <w:tcPr>
-            <w:tcW w:type="dxa" w:w="1234"/>
-          </w:tcPr>
-          <w:p>
-            <w:r>
-              <w:t>7</w:t>
-            </w:r>
-          </w:p>
-        </w:tc>
-        <w:tc>
-          <w:tcPr>
-            <w:tcW w:type="dxa" w:w="1234"/>
-          </w:tcPr>
-          <w:p>
-            <w:r>
-              <w:t>Quicksand Font</w:t>
-            </w:r>
-          </w:p>
-        </w:tc>
-        <w:tc>
-          <w:tcPr>
-            <w:tcW w:type="dxa" w:w="1234"/>
-          </w:tcPr>
-          <w:p>
-            <w:r>
-              <w:t>Primary display typography</w:t>
-            </w:r>
-          </w:p>
-        </w:tc>
-        <w:tc>
-          <w:tcPr>
-            <w:tcW w:type="dxa" w:w="1234"/>
-          </w:tcPr>
-          <w:p>
-            <w:r>
-              <w:t>https://fonts.google.com/specimen/Quicksand</w:t>
-            </w:r>
-          </w:p>
-        </w:tc>
-        <w:tc>
-          <w:tcPr>
-            <w:tcW w:type="dxa" w:w="1234"/>
-          </w:tcPr>
-          <w:p>
-            <w:r>
-              <w:t>Visual</w:t>
-            </w:r>
-          </w:p>
-        </w:tc>
-        <w:tc>
-          <w:tcPr>
-            <w:tcW w:type="dxa" w:w="1234"/>
-          </w:tcPr>
-          <w:p>
-            <w:r>
-              <w:t>SIL Open Font License</w:t>
-            </w:r>
-          </w:p>
-        </w:tc>
-        <w:tc>
-          <w:tcPr>
-            <w:tcW w:type="dxa" w:w="1234"/>
-          </w:tcPr>
-          <w:p>
-            <w:r>
-              <w:t>Titles, headings, story text</w:t>
-            </w:r>
-          </w:p>
-        </w:tc>
-      </w:tr>
-      <w:tr>
-        <w:tc>
-          <w:tcPr>
-            <w:tcW w:type="dxa" w:w="1234"/>
-          </w:tcPr>
-          <w:p>
-            <w:r>
-              <w:t>8</w:t>
-            </w:r>
-          </w:p>
-        </w:tc>
-        <w:tc>
-          <w:tcPr>
-            <w:tcW w:type="dxa" w:w="1234"/>
-          </w:tcPr>
-          <w:p>
-            <w:r>
-              <w:t>DM Sans Font</w:t>
-            </w:r>
-          </w:p>
-        </w:tc>
-        <w:tc>
-          <w:tcPr>
-            <w:tcW w:type="dxa" w:w="1234"/>
-          </w:tcPr>
-          <w:p>
-            <w:r>
-              <w:t>UI typography</w:t>
-            </w:r>
-          </w:p>
-        </w:tc>
-        <w:tc>
-          <w:tcPr>
-            <w:tcW w:type="dxa" w:w="1234"/>
-          </w:tcPr>
-          <w:p>
-            <w:r>
-              <w:t>https://fonts.google.com/specimen/DM+Sans</w:t>
-            </w:r>
-          </w:p>
-        </w:tc>
-        <w:tc>
-          <w:tcPr>
-            <w:tcW w:type="dxa" w:w="1234"/>
-          </w:tcPr>
-          <w:p>
-            <w:r>
-              <w:t>Visual</w:t>
-            </w:r>
-          </w:p>
-        </w:tc>
-        <w:tc>
-          <w:tcPr>
-            <w:tcW w:type="dxa" w:w="1234"/>
-          </w:tcPr>
-          <w:p>
-            <w:r>
-              <w:t>SIL Open Font License</w:t>
-            </w:r>
-          </w:p>
-        </w:tc>
-        <w:tc>
-          <w:tcPr>
-            <w:tcW w:type="dxa" w:w="1234"/>
-          </w:tcPr>
-          <w:p>
-            <w:r>
-              <w:t>Buttons, forms, labels</w:t>
-            </w:r>
-          </w:p>
-        </w:tc>
-      </w:tr>
-      <w:tr>
-        <w:tc>
-          <w:tcPr>
-            <w:tcW w:type="dxa" w:w="1234"/>
-          </w:tcPr>
-          <w:p>
-            <w:r>
-              <w:t>9</w:t>
-            </w:r>
-          </w:p>
-        </w:tc>
-        <w:tc>
-          <w:tcPr>
-            <w:tcW w:type="dxa" w:w="1234"/>
-          </w:tcPr>
-          <w:p>
-            <w:r>
-              <w:t>Caveat Font</w:t>
-            </w:r>
-          </w:p>
-        </w:tc>
-        <w:tc>
-          <w:tcPr>
-            <w:tcW w:type="dxa" w:w="1234"/>
-          </w:tcPr>
-          <w:p>
-            <w:r>
-              <w:t>Handwritten accent typography</w:t>
-            </w:r>
-          </w:p>
-        </w:tc>
-        <w:tc>
-          <w:tcPr>
-            <w:tcW w:type="dxa" w:w="1234"/>
-          </w:tcPr>
-          <w:p>
-            <w:r>
-              <w:t>https://fonts.google.com/specimen/Caveat</w:t>
-            </w:r>
-          </w:p>
-        </w:tc>
-        <w:tc>
-          <w:tcPr>
-            <w:tcW w:type="dxa" w:w="1234"/>
-          </w:tcPr>
-          <w:p>
-            <w:r>
-              <w:t>Visual</w:t>
-            </w:r>
-          </w:p>
-        </w:tc>
-        <w:tc>
-          <w:tcPr>
-            <w:tcW w:type="dxa" w:w="1234"/>
-          </w:tcPr>
-          <w:p>
-            <w:r>
-              <w:t>SIL Open Font License</w:t>
-            </w:r>
-          </w:p>
-        </w:tc>
-        <w:tc>
-          <w:tcPr>
-            <w:tcW w:type="dxa" w:w="1234"/>
-          </w:tcPr>
-          <w:p>
-            <w:r>
-              <w:t>Footnotes, timestamps</w:t>
-            </w:r>
-          </w:p>
-        </w:tc>
-      </w:tr>
-      <w:tr>
-        <w:tc>
-          <w:tcPr>
-            <w:tcW w:type="dxa" w:w="1234"/>
-          </w:tcPr>
-          <w:p>
-            <w:r>
-              <w:t>10</w:t>
-            </w:r>
-          </w:p>
-        </w:tc>
-        <w:tc>
-          <w:tcPr>
-            <w:tcW w:type="dxa" w:w="1234"/>
-          </w:tcPr>
-          <w:p>
-            <w:r>
-              <w:t>"Children absorb stereotypes by age 3"</w:t>
-            </w:r>
-          </w:p>
-        </w:tc>
-        <w:tc>
-          <w:tcPr>
-            <w:tcW w:type="dxa" w:w="1234"/>
-          </w:tcPr>
-          <w:p>
-            <w:r>
-              <w:t>Problem statement foundation</w:t>
-            </w:r>
-          </w:p>
-        </w:tc>
-        <w:tc>
-          <w:tcPr>
-            <w:tcW w:type="dxa" w:w="1234"/>
-          </w:tcPr>
-          <w:p>
-            <w:r>
-              <w:t>Bian, L., Leslie, S. J., &amp; Cimpian, A. (2017). Gender stereotypes about intellectual ability emerge early and influence children's interests. *Science*, 355(6323), 389-391.</w:t>
-            </w:r>
-          </w:p>
-        </w:tc>
-        <w:tc>
-          <w:tcPr>
-            <w:tcW w:type="dxa" w:w="1234"/>
-          </w:tcPr>
-          <w:p>
-            <w:r>
-              <w:t>Research</w:t>
-            </w:r>
-          </w:p>
-        </w:tc>
-        <w:tc>
-          <w:tcPr>
-            <w:tcW w:type="dxa" w:w="1234"/>
-          </w:tcPr>
-          <w:p>
-            <w:r>
-              <w:t>Academic citation</w:t>
-            </w:r>
-          </w:p>
-        </w:tc>
-        <w:tc>
-          <w:tcPr>
-            <w:tcW w:type="dxa" w:w="1234"/>
-          </w:tcPr>
-          <w:p>
-            <w:r>
-              <w:t>DOI: 10.1126/science.aah6524</w:t>
-            </w:r>
-          </w:p>
-        </w:tc>
-      </w:tr>
-      <w:tr>
-        <w:tc>
-          <w:tcPr>
-            <w:tcW w:type="dxa" w:w="1234"/>
-          </w:tcPr>
-          <w:p>
-            <w:r>
-              <w:t>11</w:t>
-            </w:r>
-          </w:p>
-        </w:tc>
-        <w:tc>
-          <w:tcPr>
-            <w:tcW w:type="dxa" w:w="1234"/>
-          </w:tcPr>
-          <w:p>
-            <w:r>
-              <w:t>"By age 6, girls believe boys are smarter"</w:t>
-            </w:r>
-          </w:p>
-        </w:tc>
-        <w:tc>
-          <w:tcPr>
-            <w:tcW w:type="dxa" w:w="1234"/>
-          </w:tcPr>
-          <w:p>
-            <w:r>
-              <w:t>Problem statement evidence</w:t>
-            </w:r>
-          </w:p>
-        </w:tc>
-        <w:tc>
-          <w:tcPr>
-            <w:tcW w:type="dxa" w:w="1234"/>
-          </w:tcPr>
-          <w:p>
-            <w:r>
-              <w:t>Same as #10 (Bian et al., 2017)</w:t>
-            </w:r>
-          </w:p>
-        </w:tc>
-        <w:tc>
-          <w:tcPr>
-            <w:tcW w:type="dxa" w:w="1234"/>
-          </w:tcPr>
-          <w:p>
-            <w:r>
-              <w:t>Research</w:t>
-            </w:r>
-          </w:p>
-        </w:tc>
-        <w:tc>
-          <w:tcPr>
-            <w:tcW w:type="dxa" w:w="1234"/>
-          </w:tcPr>
-          <w:p>
-            <w:r>
-              <w:t>Academic citation</w:t>
-            </w:r>
-          </w:p>
-        </w:tc>
-        <w:tc>
-          <w:tcPr>
-            <w:tcW w:type="dxa" w:w="1234"/>
-          </w:tcPr>
-          <w:p>
-            <w:r>
-              <w:t>Key finding from same study</w:t>
-            </w:r>
-          </w:p>
-        </w:tc>
-      </w:tr>
-      <w:tr>
-        <w:tc>
-          <w:tcPr>
-            <w:tcW w:type="dxa" w:w="1234"/>
-          </w:tcPr>
-          <w:p>
-            <w:r>
-              <w:t>12</w:t>
-            </w:r>
-          </w:p>
-        </w:tc>
-        <w:tc>
-          <w:tcPr>
-            <w:tcW w:type="dxa" w:w="1234"/>
-          </w:tcPr>
-          <w:p>
-            <w:r>
-              <w:t>"AI-generated stories amplify stereotypes 55% more"</w:t>
-            </w:r>
-          </w:p>
-        </w:tc>
-        <w:tc>
-          <w:tcPr>
-            <w:tcW w:type="dxa" w:w="1234"/>
-          </w:tcPr>
-          <w:p>
-            <w:r>
-              <w:t>Justification for QA verification loop</w:t>
-            </w:r>
-          </w:p>
-        </w:tc>
-        <w:tc>
-          <w:tcPr>
-            <w:tcW w:type="dxa" w:w="1234"/>
-          </w:tcPr>
-          <w:p>
-            <w:r>
-              <w:t>EMNLP 2025 research on AI bias in children's content</w:t>
-            </w:r>
-          </w:p>
-        </w:tc>
-        <w:tc>
-          <w:tcPr>
-            <w:tcW w:type="dxa" w:w="1234"/>
-          </w:tcPr>
-          <w:p>
-            <w:r>
-              <w:t>Research</w:t>
-            </w:r>
-          </w:p>
-        </w:tc>
-        <w:tc>
-          <w:tcPr>
-            <w:tcW w:type="dxa" w:w="1234"/>
-          </w:tcPr>
-          <w:p>
-            <w:r>
-              <w:t>Academic citation</w:t>
-            </w:r>
-          </w:p>
-        </w:tc>
-        <w:tc>
-          <w:tcPr>
-            <w:tcW w:type="dxa" w:w="1234"/>
-          </w:tcPr>
-          <w:p>
-            <w:r>
-              <w:t>Motivated the verify_story tool</w:t>
-            </w:r>
-          </w:p>
-        </w:tc>
-      </w:tr>
-      <w:tr>
-        <w:tc>
-          <w:tcPr>
-            <w:tcW w:type="dxa" w:w="1234"/>
-          </w:tcPr>
-          <w:p>
-            <w:r>
-              <w:t>13</w:t>
-            </w:r>
-          </w:p>
-        </w:tc>
-        <w:tc>
-          <w:tcPr>
-            <w:tcW w:type="dxa" w:w="1234"/>
-          </w:tcPr>
-          <w:p>
-            <w:r>
-              <w:t>"Counter-stereotypical content shifts attitudes"</w:t>
-            </w:r>
-          </w:p>
-        </w:tc>
-        <w:tc>
-          <w:tcPr>
-            <w:tcW w:type="dxa" w:w="1234"/>
-          </w:tcPr>
-          <w:p>
-            <w:r>
-              <w:t>Solution effectiveness basis</w:t>
-            </w:r>
-          </w:p>
-        </w:tc>
-        <w:tc>
-          <w:tcPr>
-            <w:tcW w:type="dxa" w:w="1234"/>
-          </w:tcPr>
-          <w:p>
-            <w:r>
-              <w:t>Master, A., Cheryan, S., &amp; Meltzoff, A. N. (2016). Computing whether she belongs. *Journal of Educational Psychology*, 108(3), 424-437.</w:t>
-            </w:r>
-          </w:p>
-        </w:tc>
-        <w:tc>
-          <w:tcPr>
-            <w:tcW w:type="dxa" w:w="1234"/>
-          </w:tcPr>
-          <w:p>
-            <w:r>
-              <w:t>Research</w:t>
-            </w:r>
-          </w:p>
-        </w:tc>
-        <w:tc>
-          <w:tcPr>
-            <w:tcW w:type="dxa" w:w="1234"/>
-          </w:tcPr>
-          <w:p>
-            <w:r>
-              <w:t>Academic citation</w:t>
-            </w:r>
-          </w:p>
-        </w:tc>
-        <w:tc>
-          <w:tcPr>
-            <w:tcW w:type="dxa" w:w="1234"/>
-          </w:tcPr>
-          <w:p>
-            <w:r>
-              <w:t>DOI: 10.1037/edu0000061</w:t>
-            </w:r>
-          </w:p>
-        </w:tc>
-      </w:tr>
-      <w:tr>
-        <w:tc>
-          <w:tcPr>
-            <w:tcW w:type="dxa" w:w="1234"/>
-          </w:tcPr>
-          <w:p>
-            <w:r>
-              <w:t>14</w:t>
-            </w:r>
-          </w:p>
-        </w:tc>
-        <w:tc>
-          <w:tcPr>
-            <w:tcW w:type="dxa" w:w="1234"/>
-          </w:tcPr>
-          <w:p>
-            <w:r>
-              <w:t>Knowledge base women (50 entries)</w:t>
-            </w:r>
-          </w:p>
-        </w:tc>
-        <w:tc>
-          <w:tcPr>
-            <w:tcW w:type="dxa" w:w="1234"/>
-          </w:tcPr>
-          <w:p>
-            <w:r>
-              <w:t>Real women featured in stories</w:t>
-            </w:r>
-          </w:p>
-        </w:tc>
-        <w:tc>
-          <w:tcPr>
-            <w:tcW w:type="dxa" w:w="1234"/>
-          </w:tcPr>
-          <w:p>
-            <w:r>
-              <w:t>Wikipedia, Britannica, verified biographies</w:t>
-            </w:r>
-          </w:p>
-        </w:tc>
-        <w:tc>
-          <w:tcPr>
-            <w:tcW w:type="dxa" w:w="1234"/>
-          </w:tcPr>
-          <w:p>
-            <w:r>
-              <w:t>Data</w:t>
-            </w:r>
-          </w:p>
-        </w:tc>
-        <w:tc>
-          <w:tcPr>
-            <w:tcW w:type="dxa" w:w="1234"/>
-          </w:tcPr>
-          <w:p>
-            <w:r>
-              <w:t>Public domain / Fair use</w:t>
-            </w:r>
-          </w:p>
-        </w:tc>
-        <w:tc>
-          <w:tcPr>
-            <w:tcW w:type="dxa" w:w="1234"/>
-          </w:tcPr>
-          <w:p>
-            <w:r>
-              <w:t>Each woman's facts verified against 2+ sources</w:t>
-            </w:r>
-          </w:p>
-        </w:tc>
-      </w:tr>
-    </w:tbl>
-    <w:p/>
-    <w:p>
-      <w:r>
-        <w:t>──────────────────────────────────────────────────</w:t>
-      </w:r>
-    </w:p>
-    <w:p/>
-    <w:p>
-      <w:pPr>
-        <w:pStyle w:val="Heading2"/>
-      </w:pPr>
-      <w:r>
-        <w:t>AI-Generated Content Log</w:t>
-      </w:r>
-    </w:p>
-    <w:p/>
-    <w:tbl>
-      <w:tblPr>
-        <w:tblStyle w:val="TableGrid"/>
-        <w:tblW w:type="auto" w:w="0"/>
+        <w:jc w:val="center"/>
         <w:tblLook w:firstColumn="1" w:firstRow="1" w:lastColumn="0" w:lastRow="0" w:noHBand="0" w:noVBand="1" w:val="04A0"/>
       </w:tblPr>
       <w:tblGrid>
@@ -1168,8 +79,13 @@
             <w:tcW w:type="dxa" w:w="1728"/>
           </w:tcPr>
           <w:p>
+            <w:r/>
             <w:r>
-              <w:t>AI Tool Used</w:t>
+              <w:rPr>
+                <w:b/>
+                <w:sz w:val="20"/>
+              </w:rPr>
+              <w:t>#</w:t>
             </w:r>
           </w:p>
         </w:tc>
@@ -1178,8 +94,13 @@
             <w:tcW w:type="dxa" w:w="1728"/>
           </w:tcPr>
           <w:p>
+            <w:r/>
             <w:r>
-              <w:t>Purpose</w:t>
+              <w:rPr>
+                <w:b/>
+                <w:sz w:val="20"/>
+              </w:rPr>
+              <w:t>Claim</w:t>
             </w:r>
           </w:p>
         </w:tc>
@@ -1188,8 +109,13 @@
             <w:tcW w:type="dxa" w:w="1728"/>
           </w:tcPr>
           <w:p>
+            <w:r/>
             <w:r>
-              <w:t>What AI Generated</w:t>
+              <w:rPr>
+                <w:b/>
+                <w:sz w:val="20"/>
+              </w:rPr>
+              <w:t>Source</w:t>
             </w:r>
           </w:p>
         </w:tc>
@@ -1198,8 +124,13 @@
             <w:tcW w:type="dxa" w:w="1728"/>
           </w:tcPr>
           <w:p>
+            <w:r/>
             <w:r>
-              <w:t>What You Changed</w:t>
+              <w:rPr>
+                <w:b/>
+                <w:sz w:val="20"/>
+              </w:rPr>
+              <w:t>Type</w:t>
             </w:r>
           </w:p>
         </w:tc>
@@ -1208,8 +139,13 @@
             <w:tcW w:type="dxa" w:w="1728"/>
           </w:tcPr>
           <w:p>
+            <w:r/>
             <w:r>
-              <w:t>Verification Method</w:t>
+              <w:rPr>
+                <w:b/>
+                <w:sz w:val="20"/>
+              </w:rPr>
+              <w:t>How Used</w:t>
             </w:r>
           </w:p>
         </w:tc>
@@ -1220,8 +156,12 @@
             <w:tcW w:type="dxa" w:w="1728"/>
           </w:tcPr>
           <w:p>
+            <w:r/>
             <w:r>
-              <w:t>Claude Opus 4.6 (via OpenRouter)</w:t>
+              <w:rPr>
+                <w:sz w:val="20"/>
+              </w:rPr>
+              <w:t>1</w:t>
             </w:r>
           </w:p>
         </w:tc>
@@ -1230,8 +170,12 @@
             <w:tcW w:type="dxa" w:w="1728"/>
           </w:tcPr>
           <w:p>
+            <w:r/>
             <w:r>
-              <w:t>Story generation</w:t>
+              <w:rPr>
+                <w:sz w:val="20"/>
+              </w:rPr>
+              <w:t>"Children absorb stereotypes by age 3"</w:t>
             </w:r>
           </w:p>
         </w:tc>
@@ -1240,8 +184,12 @@
             <w:tcW w:type="dxa" w:w="1728"/>
           </w:tcPr>
           <w:p>
+            <w:r/>
             <w:r>
-              <w:t>5-page narrative text with page titles, discussion prompts, activity suggestion</w:t>
+              <w:rPr>
+                <w:sz w:val="20"/>
+              </w:rPr>
+              <w:t>Bian, L., Leslie, S. J., &amp; Cimpian, A. (2017). Gender stereotypes about intellectual ability emerge early and influence children's interests. *Science*, 355(6323), 389-391. DOI: 10.1126/science.aah6524</w:t>
             </w:r>
           </w:p>
         </w:tc>
@@ -1250,8 +198,12 @@
             <w:tcW w:type="dxa" w:w="1728"/>
           </w:tcPr>
           <w:p>
+            <w:r/>
             <w:r>
-              <w:t>Prompt engineering to ensure no race/ethnicity in illustration descriptions; structured JSON output format</w:t>
+              <w:rPr>
+                <w:sz w:val="20"/>
+              </w:rPr>
+              <w:t>Academic</w:t>
             </w:r>
           </w:p>
         </w:tc>
@@ -1260,8 +212,12 @@
             <w:tcW w:type="dxa" w:w="1728"/>
           </w:tcPr>
           <w:p>
+            <w:r/>
             <w:r>
-              <w:t>Manual reading of 10+ generated stories; QA verification loop</w:t>
+              <w:rPr>
+                <w:sz w:val="20"/>
+              </w:rPr>
+              <w:t>Landing page stat; problem frame justification</w:t>
             </w:r>
           </w:p>
         </w:tc>
@@ -1272,8 +228,12 @@
             <w:tcW w:type="dxa" w:w="1728"/>
           </w:tcPr>
           <w:p>
+            <w:r/>
             <w:r>
-              <w:t>Claude Sonnet 4.5 (via OpenRouter)</w:t>
+              <w:rPr>
+                <w:sz w:val="20"/>
+              </w:rPr>
+              <w:t>2</w:t>
             </w:r>
           </w:p>
         </w:tc>
@@ -1282,8 +242,12 @@
             <w:tcW w:type="dxa" w:w="1728"/>
           </w:tcPr>
           <w:p>
+            <w:r/>
             <w:r>
-              <w:t>Stereotype classification</w:t>
+              <w:rPr>
+                <w:sz w:val="20"/>
+              </w:rPr>
+              <w:t>"By age 6, girls believe boys are smarter"</w:t>
             </w:r>
           </w:p>
         </w:tc>
@@ -1292,8 +256,12 @@
             <w:tcW w:type="dxa" w:w="1728"/>
           </w:tcPr>
           <w:p>
+            <w:r/>
             <w:r>
-              <w:t>Primary category, secondary categories, emotional tone, age strategy</w:t>
+              <w:rPr>
+                <w:sz w:val="20"/>
+              </w:rPr>
+              <w:t>Same study (Bian et al., 2017)</w:t>
             </w:r>
           </w:p>
         </w:tc>
@@ -1302,8 +270,12 @@
             <w:tcW w:type="dxa" w:w="1728"/>
           </w:tcPr>
           <w:p>
+            <w:r/>
             <w:r>
-              <w:t>Fallback to default category if classification fails</w:t>
+              <w:rPr>
+                <w:sz w:val="20"/>
+              </w:rPr>
+              <w:t>Academic</w:t>
             </w:r>
           </w:p>
         </w:tc>
@@ -1312,8 +284,12 @@
             <w:tcW w:type="dxa" w:w="1728"/>
           </w:tcPr>
           <w:p>
+            <w:r/>
             <w:r>
-              <w:t>Tested with 14 different stereotype inputs</w:t>
+              <w:rPr>
+                <w:sz w:val="20"/>
+              </w:rPr>
+              <w:t>Landing page stat; urgency framing</w:t>
             </w:r>
           </w:p>
         </w:tc>
@@ -1324,8 +300,12 @@
             <w:tcW w:type="dxa" w:w="1728"/>
           </w:tcPr>
           <w:p>
+            <w:r/>
             <w:r>
-              <w:t>Claude Sonnet 4.5 (via OpenRouter)</w:t>
+              <w:rPr>
+                <w:sz w:val="20"/>
+              </w:rPr>
+              <w:t>3</w:t>
             </w:r>
           </w:p>
         </w:tc>
@@ -1334,8 +314,12 @@
             <w:tcW w:type="dxa" w:w="1728"/>
           </w:tcPr>
           <w:p>
+            <w:r/>
             <w:r>
-              <w:t>QA verification</w:t>
+              <w:rPr>
+                <w:sz w:val="20"/>
+              </w:rPr>
+              <w:t>"Counter-stereotypical content shifts attitudes"</w:t>
             </w:r>
           </w:p>
         </w:tc>
@@ -1344,8 +328,12 @@
             <w:tcW w:type="dxa" w:w="1728"/>
           </w:tcPr>
           <w:p>
+            <w:r/>
             <w:r>
-              <w:t>Passed/failed status, score 1-10, issues list, strengths list</w:t>
+              <w:rPr>
+                <w:sz w:val="20"/>
+              </w:rPr>
+              <w:t>Master, A., Cheryan, S., &amp; Meltzoff, A. N. (2016). Computing whether she belongs. *Journal of Educational Psychology*, 108(3), 424-437. DOI: 10.1037/edu0000061</w:t>
             </w:r>
           </w:p>
         </w:tc>
@@ -1354,8 +342,12 @@
             <w:tcW w:type="dxa" w:w="1728"/>
           </w:tcPr>
           <w:p>
+            <w:r/>
             <w:r>
-              <w:t>Safe default (passed=true, score=7) on API failure</w:t>
+              <w:rPr>
+                <w:sz w:val="20"/>
+              </w:rPr>
+              <w:t>Academic</w:t>
             </w:r>
           </w:p>
         </w:tc>
@@ -1364,8 +356,12 @@
             <w:tcW w:type="dxa" w:w="1728"/>
           </w:tcPr>
           <w:p>
+            <w:r/>
             <w:r>
-              <w:t>Compared QA scores with manual story review</w:t>
+              <w:rPr>
+                <w:sz w:val="20"/>
+              </w:rPr>
+              <w:t>Solution effectiveness basis; why personalized stories work</w:t>
             </w:r>
           </w:p>
         </w:tc>
@@ -1376,8 +372,12 @@
             <w:tcW w:type="dxa" w:w="1728"/>
           </w:tcPr>
           <w:p>
+            <w:r/>
             <w:r>
-              <w:t>DALL-E 3 (via OpenAI)</w:t>
+              <w:rPr>
+                <w:sz w:val="20"/>
+              </w:rPr>
+              <w:t>4</w:t>
             </w:r>
           </w:p>
         </w:tc>
@@ -1386,7 +386,1871 @@
             <w:tcW w:type="dxa" w:w="1728"/>
           </w:tcPr>
           <w:p>
+            <w:r/>
             <w:r>
+              <w:rPr>
+                <w:sz w:val="20"/>
+              </w:rPr>
+              <w:t>"AI-generated stories amplify stereotypes 55% more"</w:t>
+            </w:r>
+          </w:p>
+        </w:tc>
+        <w:tc>
+          <w:tcPr>
+            <w:tcW w:type="dxa" w:w="1728"/>
+          </w:tcPr>
+          <w:p>
+            <w:r/>
+            <w:r>
+              <w:rPr>
+                <w:sz w:val="20"/>
+              </w:rPr>
+              <w:t>EMNLP 2025 research on AI bias in children's content</w:t>
+            </w:r>
+          </w:p>
+        </w:tc>
+        <w:tc>
+          <w:tcPr>
+            <w:tcW w:type="dxa" w:w="1728"/>
+          </w:tcPr>
+          <w:p>
+            <w:r/>
+            <w:r>
+              <w:rPr>
+                <w:sz w:val="20"/>
+              </w:rPr>
+              <w:t>Academic</w:t>
+            </w:r>
+          </w:p>
+        </w:tc>
+        <w:tc>
+          <w:tcPr>
+            <w:tcW w:type="dxa" w:w="1728"/>
+          </w:tcPr>
+          <w:p>
+            <w:r/>
+            <w:r>
+              <w:rPr>
+                <w:sz w:val="20"/>
+              </w:rPr>
+              <w:t>Justification for verify_story QA tool; cited in tool docstring</w:t>
+            </w:r>
+          </w:p>
+        </w:tc>
+      </w:tr>
+    </w:tbl>
+    <w:p/>
+    <w:p>
+      <w:r>
+        <w:rPr>
+          <w:color w:val="C8C8C8"/>
+        </w:rPr>
+        <w:t>────────────────────────────────────────────────────────────</w:t>
+      </w:r>
+    </w:p>
+    <w:p>
+      <w:pPr>
+        <w:pStyle w:val="Heading2"/>
+      </w:pPr>
+      <w:r>
+        <w:t>Code Dependencies</w:t>
+      </w:r>
+    </w:p>
+    <w:tbl>
+      <w:tblPr>
+        <w:tblStyle w:val="TableGrid"/>
+        <w:tblW w:type="auto" w:w="0"/>
+        <w:jc w:val="center"/>
+        <w:tblLook w:firstColumn="1" w:firstRow="1" w:lastColumn="0" w:lastRow="0" w:noHBand="0" w:noVBand="1" w:val="04A0"/>
+      </w:tblPr>
+      <w:tblGrid>
+        <w:gridCol w:w="1440"/>
+        <w:gridCol w:w="1440"/>
+        <w:gridCol w:w="1440"/>
+        <w:gridCol w:w="1440"/>
+        <w:gridCol w:w="1440"/>
+        <w:gridCol w:w="1440"/>
+      </w:tblGrid>
+      <w:tr>
+        <w:tc>
+          <w:tcPr>
+            <w:tcW w:type="dxa" w:w="1440"/>
+          </w:tcPr>
+          <w:p>
+            <w:r/>
+            <w:r>
+              <w:rPr>
+                <w:b/>
+                <w:sz w:val="20"/>
+              </w:rPr>
+              <w:t>#</w:t>
+            </w:r>
+          </w:p>
+        </w:tc>
+        <w:tc>
+          <w:tcPr>
+            <w:tcW w:type="dxa" w:w="1440"/>
+          </w:tcPr>
+          <w:p>
+            <w:r/>
+            <w:r>
+              <w:rPr>
+                <w:b/>
+                <w:sz w:val="20"/>
+              </w:rPr>
+              <w:t>Package</w:t>
+            </w:r>
+          </w:p>
+        </w:tc>
+        <w:tc>
+          <w:tcPr>
+            <w:tcW w:type="dxa" w:w="1440"/>
+          </w:tcPr>
+          <w:p>
+            <w:r/>
+            <w:r>
+              <w:rPr>
+                <w:b/>
+                <w:sz w:val="20"/>
+              </w:rPr>
+              <w:t>Version</w:t>
+            </w:r>
+          </w:p>
+        </w:tc>
+        <w:tc>
+          <w:tcPr>
+            <w:tcW w:type="dxa" w:w="1440"/>
+          </w:tcPr>
+          <w:p>
+            <w:r/>
+            <w:r>
+              <w:rPr>
+                <w:b/>
+                <w:sz w:val="20"/>
+              </w:rPr>
+              <w:t>License</w:t>
+            </w:r>
+          </w:p>
+        </w:tc>
+        <w:tc>
+          <w:tcPr>
+            <w:tcW w:type="dxa" w:w="1440"/>
+          </w:tcPr>
+          <w:p>
+            <w:r/>
+            <w:r>
+              <w:rPr>
+                <w:b/>
+                <w:sz w:val="20"/>
+              </w:rPr>
+              <w:t>Link</w:t>
+            </w:r>
+          </w:p>
+        </w:tc>
+        <w:tc>
+          <w:tcPr>
+            <w:tcW w:type="dxa" w:w="1440"/>
+          </w:tcPr>
+          <w:p>
+            <w:r/>
+            <w:r>
+              <w:rPr>
+                <w:b/>
+                <w:sz w:val="20"/>
+              </w:rPr>
+              <w:t>Purpose</w:t>
+            </w:r>
+          </w:p>
+        </w:tc>
+      </w:tr>
+      <w:tr>
+        <w:tc>
+          <w:tcPr>
+            <w:tcW w:type="dxa" w:w="1440"/>
+          </w:tcPr>
+          <w:p>
+            <w:r/>
+            <w:r>
+              <w:rPr>
+                <w:sz w:val="20"/>
+              </w:rPr>
+              <w:t>5</w:t>
+            </w:r>
+          </w:p>
+        </w:tc>
+        <w:tc>
+          <w:tcPr>
+            <w:tcW w:type="dxa" w:w="1440"/>
+          </w:tcPr>
+          <w:p>
+            <w:r/>
+            <w:r>
+              <w:rPr>
+                <w:sz w:val="20"/>
+              </w:rPr>
+              <w:t>React</w:t>
+            </w:r>
+          </w:p>
+        </w:tc>
+        <w:tc>
+          <w:tcPr>
+            <w:tcW w:type="dxa" w:w="1440"/>
+          </w:tcPr>
+          <w:p>
+            <w:r/>
+            <w:r>
+              <w:rPr>
+                <w:sz w:val="20"/>
+              </w:rPr>
+              <w:t>18.2.0</w:t>
+            </w:r>
+          </w:p>
+        </w:tc>
+        <w:tc>
+          <w:tcPr>
+            <w:tcW w:type="dxa" w:w="1440"/>
+          </w:tcPr>
+          <w:p>
+            <w:r/>
+            <w:r>
+              <w:rPr>
+                <w:sz w:val="20"/>
+              </w:rPr>
+              <w:t>MIT</w:t>
+            </w:r>
+          </w:p>
+        </w:tc>
+        <w:tc>
+          <w:tcPr>
+            <w:tcW w:type="dxa" w:w="1440"/>
+          </w:tcPr>
+          <w:p>
+            <w:r/>
+            <w:r>
+              <w:rPr>
+                <w:sz w:val="20"/>
+              </w:rPr>
+              <w:t>https://react.dev</w:t>
+            </w:r>
+          </w:p>
+        </w:tc>
+        <w:tc>
+          <w:tcPr>
+            <w:tcW w:type="dxa" w:w="1440"/>
+          </w:tcPr>
+          <w:p>
+            <w:r/>
+            <w:r>
+              <w:rPr>
+                <w:sz w:val="20"/>
+              </w:rPr>
+              <w:t>Frontend UI framework</w:t>
+            </w:r>
+          </w:p>
+        </w:tc>
+      </w:tr>
+      <w:tr>
+        <w:tc>
+          <w:tcPr>
+            <w:tcW w:type="dxa" w:w="1440"/>
+          </w:tcPr>
+          <w:p>
+            <w:r/>
+            <w:r>
+              <w:rPr>
+                <w:sz w:val="20"/>
+              </w:rPr>
+              <w:t>6</w:t>
+            </w:r>
+          </w:p>
+        </w:tc>
+        <w:tc>
+          <w:tcPr>
+            <w:tcW w:type="dxa" w:w="1440"/>
+          </w:tcPr>
+          <w:p>
+            <w:r/>
+            <w:r>
+              <w:rPr>
+                <w:sz w:val="20"/>
+              </w:rPr>
+              <w:t>Flask</w:t>
+            </w:r>
+          </w:p>
+        </w:tc>
+        <w:tc>
+          <w:tcPr>
+            <w:tcW w:type="dxa" w:w="1440"/>
+          </w:tcPr>
+          <w:p>
+            <w:r/>
+            <w:r>
+              <w:rPr>
+                <w:sz w:val="20"/>
+              </w:rPr>
+              <w:t>3.0.0</w:t>
+            </w:r>
+          </w:p>
+        </w:tc>
+        <w:tc>
+          <w:tcPr>
+            <w:tcW w:type="dxa" w:w="1440"/>
+          </w:tcPr>
+          <w:p>
+            <w:r/>
+            <w:r>
+              <w:rPr>
+                <w:sz w:val="20"/>
+              </w:rPr>
+              <w:t>BSD-3-Clause</w:t>
+            </w:r>
+          </w:p>
+        </w:tc>
+        <w:tc>
+          <w:tcPr>
+            <w:tcW w:type="dxa" w:w="1440"/>
+          </w:tcPr>
+          <w:p>
+            <w:r/>
+            <w:r>
+              <w:rPr>
+                <w:sz w:val="20"/>
+              </w:rPr>
+              <w:t>https://flask.palletsprojects.com</w:t>
+            </w:r>
+          </w:p>
+        </w:tc>
+        <w:tc>
+          <w:tcPr>
+            <w:tcW w:type="dxa" w:w="1440"/>
+          </w:tcPr>
+          <w:p>
+            <w:r/>
+            <w:r>
+              <w:rPr>
+                <w:sz w:val="20"/>
+              </w:rPr>
+              <w:t>Backend API server</w:t>
+            </w:r>
+          </w:p>
+        </w:tc>
+      </w:tr>
+      <w:tr>
+        <w:tc>
+          <w:tcPr>
+            <w:tcW w:type="dxa" w:w="1440"/>
+          </w:tcPr>
+          <w:p>
+            <w:r/>
+            <w:r>
+              <w:rPr>
+                <w:sz w:val="20"/>
+              </w:rPr>
+              <w:t>7</w:t>
+            </w:r>
+          </w:p>
+        </w:tc>
+        <w:tc>
+          <w:tcPr>
+            <w:tcW w:type="dxa" w:w="1440"/>
+          </w:tcPr>
+          <w:p>
+            <w:r/>
+            <w:r>
+              <w:rPr>
+                <w:sz w:val="20"/>
+              </w:rPr>
+              <w:t>FastMCP</w:t>
+            </w:r>
+          </w:p>
+        </w:tc>
+        <w:tc>
+          <w:tcPr>
+            <w:tcW w:type="dxa" w:w="1440"/>
+          </w:tcPr>
+          <w:p>
+            <w:r/>
+            <w:r>
+              <w:rPr>
+                <w:sz w:val="20"/>
+              </w:rPr>
+              <w:t>2.0.0+</w:t>
+            </w:r>
+          </w:p>
+        </w:tc>
+        <w:tc>
+          <w:tcPr>
+            <w:tcW w:type="dxa" w:w="1440"/>
+          </w:tcPr>
+          <w:p>
+            <w:r/>
+            <w:r>
+              <w:rPr>
+                <w:sz w:val="20"/>
+              </w:rPr>
+              <w:t>MIT</w:t>
+            </w:r>
+          </w:p>
+        </w:tc>
+        <w:tc>
+          <w:tcPr>
+            <w:tcW w:type="dxa" w:w="1440"/>
+          </w:tcPr>
+          <w:p>
+            <w:r/>
+            <w:r>
+              <w:rPr>
+                <w:sz w:val="20"/>
+              </w:rPr>
+              <w:t>https://github.com/jlowin/fastmcp</w:t>
+            </w:r>
+          </w:p>
+        </w:tc>
+        <w:tc>
+          <w:tcPr>
+            <w:tcW w:type="dxa" w:w="1440"/>
+          </w:tcPr>
+          <w:p>
+            <w:r/>
+            <w:r>
+              <w:rPr>
+                <w:sz w:val="20"/>
+              </w:rPr>
+              <w:t>MCP server framework for Goose integration</w:t>
+            </w:r>
+          </w:p>
+        </w:tc>
+      </w:tr>
+      <w:tr>
+        <w:tc>
+          <w:tcPr>
+            <w:tcW w:type="dxa" w:w="1440"/>
+          </w:tcPr>
+          <w:p>
+            <w:r/>
+            <w:r>
+              <w:rPr>
+                <w:sz w:val="20"/>
+              </w:rPr>
+              <w:t>8</w:t>
+            </w:r>
+          </w:p>
+        </w:tc>
+        <w:tc>
+          <w:tcPr>
+            <w:tcW w:type="dxa" w:w="1440"/>
+          </w:tcPr>
+          <w:p>
+            <w:r/>
+            <w:r>
+              <w:rPr>
+                <w:sz w:val="20"/>
+              </w:rPr>
+              <w:t>OpenAI Python SDK</w:t>
+            </w:r>
+          </w:p>
+        </w:tc>
+        <w:tc>
+          <w:tcPr>
+            <w:tcW w:type="dxa" w:w="1440"/>
+          </w:tcPr>
+          <w:p>
+            <w:r/>
+            <w:r>
+              <w:rPr>
+                <w:sz w:val="20"/>
+              </w:rPr>
+              <w:t>1.55.0+</w:t>
+            </w:r>
+          </w:p>
+        </w:tc>
+        <w:tc>
+          <w:tcPr>
+            <w:tcW w:type="dxa" w:w="1440"/>
+          </w:tcPr>
+          <w:p>
+            <w:r/>
+            <w:r>
+              <w:rPr>
+                <w:sz w:val="20"/>
+              </w:rPr>
+              <w:t>MIT</w:t>
+            </w:r>
+          </w:p>
+        </w:tc>
+        <w:tc>
+          <w:tcPr>
+            <w:tcW w:type="dxa" w:w="1440"/>
+          </w:tcPr>
+          <w:p>
+            <w:r/>
+            <w:r>
+              <w:rPr>
+                <w:sz w:val="20"/>
+              </w:rPr>
+              <w:t>https://github.com/openai/openai-python</w:t>
+            </w:r>
+          </w:p>
+        </w:tc>
+        <w:tc>
+          <w:tcPr>
+            <w:tcW w:type="dxa" w:w="1440"/>
+          </w:tcPr>
+          <w:p>
+            <w:r/>
+            <w:r>
+              <w:rPr>
+                <w:sz w:val="20"/>
+              </w:rPr>
+              <w:t>Client for DALL-E 3 + OpenRouter (Claude)</w:t>
+            </w:r>
+          </w:p>
+        </w:tc>
+      </w:tr>
+      <w:tr>
+        <w:tc>
+          <w:tcPr>
+            <w:tcW w:type="dxa" w:w="1440"/>
+          </w:tcPr>
+          <w:p>
+            <w:r/>
+            <w:r>
+              <w:rPr>
+                <w:sz w:val="20"/>
+              </w:rPr>
+              <w:t>9</w:t>
+            </w:r>
+          </w:p>
+        </w:tc>
+        <w:tc>
+          <w:tcPr>
+            <w:tcW w:type="dxa" w:w="1440"/>
+          </w:tcPr>
+          <w:p>
+            <w:r/>
+            <w:r>
+              <w:rPr>
+                <w:sz w:val="20"/>
+              </w:rPr>
+              <w:t>python-dotenv</w:t>
+            </w:r>
+          </w:p>
+        </w:tc>
+        <w:tc>
+          <w:tcPr>
+            <w:tcW w:type="dxa" w:w="1440"/>
+          </w:tcPr>
+          <w:p>
+            <w:r/>
+            <w:r>
+              <w:rPr>
+                <w:sz w:val="20"/>
+              </w:rPr>
+              <w:t>1.0.0</w:t>
+            </w:r>
+          </w:p>
+        </w:tc>
+        <w:tc>
+          <w:tcPr>
+            <w:tcW w:type="dxa" w:w="1440"/>
+          </w:tcPr>
+          <w:p>
+            <w:r/>
+            <w:r>
+              <w:rPr>
+                <w:sz w:val="20"/>
+              </w:rPr>
+              <w:t>BSD-3-Clause</w:t>
+            </w:r>
+          </w:p>
+        </w:tc>
+        <w:tc>
+          <w:tcPr>
+            <w:tcW w:type="dxa" w:w="1440"/>
+          </w:tcPr>
+          <w:p>
+            <w:r/>
+            <w:r>
+              <w:rPr>
+                <w:sz w:val="20"/>
+              </w:rPr>
+              <w:t>https://github.com/theskumar/python-dotenv</w:t>
+            </w:r>
+          </w:p>
+        </w:tc>
+        <w:tc>
+          <w:tcPr>
+            <w:tcW w:type="dxa" w:w="1440"/>
+          </w:tcPr>
+          <w:p>
+            <w:r/>
+            <w:r>
+              <w:rPr>
+                <w:sz w:val="20"/>
+              </w:rPr>
+              <w:t>Environment variable management</w:t>
+            </w:r>
+          </w:p>
+        </w:tc>
+      </w:tr>
+      <w:tr>
+        <w:tc>
+          <w:tcPr>
+            <w:tcW w:type="dxa" w:w="1440"/>
+          </w:tcPr>
+          <w:p>
+            <w:r/>
+            <w:r>
+              <w:rPr>
+                <w:sz w:val="20"/>
+              </w:rPr>
+              <w:t>10</w:t>
+            </w:r>
+          </w:p>
+        </w:tc>
+        <w:tc>
+          <w:tcPr>
+            <w:tcW w:type="dxa" w:w="1440"/>
+          </w:tcPr>
+          <w:p>
+            <w:r/>
+            <w:r>
+              <w:rPr>
+                <w:sz w:val="20"/>
+              </w:rPr>
+              <w:t>Goose</w:t>
+            </w:r>
+          </w:p>
+        </w:tc>
+        <w:tc>
+          <w:tcPr>
+            <w:tcW w:type="dxa" w:w="1440"/>
+          </w:tcPr>
+          <w:p>
+            <w:r/>
+            <w:r>
+              <w:rPr>
+                <w:sz w:val="20"/>
+              </w:rPr>
+              <w:t>Latest</w:t>
+            </w:r>
+          </w:p>
+        </w:tc>
+        <w:tc>
+          <w:tcPr>
+            <w:tcW w:type="dxa" w:w="1440"/>
+          </w:tcPr>
+          <w:p>
+            <w:r/>
+            <w:r>
+              <w:rPr>
+                <w:sz w:val="20"/>
+              </w:rPr>
+              <w:t>Apache 2.0</w:t>
+            </w:r>
+          </w:p>
+        </w:tc>
+        <w:tc>
+          <w:tcPr>
+            <w:tcW w:type="dxa" w:w="1440"/>
+          </w:tcPr>
+          <w:p>
+            <w:r/>
+            <w:r>
+              <w:rPr>
+                <w:sz w:val="20"/>
+              </w:rPr>
+              <w:t>https://github.com/block/goose</w:t>
+            </w:r>
+          </w:p>
+        </w:tc>
+        <w:tc>
+          <w:tcPr>
+            <w:tcW w:type="dxa" w:w="1440"/>
+          </w:tcPr>
+          <w:p>
+            <w:r/>
+            <w:r>
+              <w:rPr>
+                <w:sz w:val="20"/>
+              </w:rPr>
+              <w:t>AI agent orchestration framework (Block)</w:t>
+            </w:r>
+          </w:p>
+        </w:tc>
+      </w:tr>
+      <w:tr>
+        <w:tc>
+          <w:tcPr>
+            <w:tcW w:type="dxa" w:w="1440"/>
+          </w:tcPr>
+          <w:p>
+            <w:r/>
+            <w:r>
+              <w:rPr>
+                <w:sz w:val="20"/>
+              </w:rPr>
+              <w:t>11</w:t>
+            </w:r>
+          </w:p>
+        </w:tc>
+        <w:tc>
+          <w:tcPr>
+            <w:tcW w:type="dxa" w:w="1440"/>
+          </w:tcPr>
+          <w:p>
+            <w:r/>
+            <w:r>
+              <w:rPr>
+                <w:sz w:val="20"/>
+              </w:rPr>
+              <w:t>flask-cors</w:t>
+            </w:r>
+          </w:p>
+        </w:tc>
+        <w:tc>
+          <w:tcPr>
+            <w:tcW w:type="dxa" w:w="1440"/>
+          </w:tcPr>
+          <w:p>
+            <w:r/>
+            <w:r>
+              <w:rPr>
+                <w:sz w:val="20"/>
+              </w:rPr>
+              <w:t>4.0.0</w:t>
+            </w:r>
+          </w:p>
+        </w:tc>
+        <w:tc>
+          <w:tcPr>
+            <w:tcW w:type="dxa" w:w="1440"/>
+          </w:tcPr>
+          <w:p>
+            <w:r/>
+            <w:r>
+              <w:rPr>
+                <w:sz w:val="20"/>
+              </w:rPr>
+              <w:t>MIT</w:t>
+            </w:r>
+          </w:p>
+        </w:tc>
+        <w:tc>
+          <w:tcPr>
+            <w:tcW w:type="dxa" w:w="1440"/>
+          </w:tcPr>
+          <w:p>
+            <w:r/>
+            <w:r>
+              <w:rPr>
+                <w:sz w:val="20"/>
+              </w:rPr>
+              <w:t>https://github.com/corydolphin/flask-cors</w:t>
+            </w:r>
+          </w:p>
+        </w:tc>
+        <w:tc>
+          <w:tcPr>
+            <w:tcW w:type="dxa" w:w="1440"/>
+          </w:tcPr>
+          <w:p>
+            <w:r/>
+            <w:r>
+              <w:rPr>
+                <w:sz w:val="20"/>
+              </w:rPr>
+              <w:t>Cross-origin request handling</w:t>
+            </w:r>
+          </w:p>
+        </w:tc>
+      </w:tr>
+      <w:tr>
+        <w:tc>
+          <w:tcPr>
+            <w:tcW w:type="dxa" w:w="1440"/>
+          </w:tcPr>
+          <w:p>
+            <w:r/>
+            <w:r>
+              <w:rPr>
+                <w:sz w:val="20"/>
+              </w:rPr>
+              <w:t>12</w:t>
+            </w:r>
+          </w:p>
+        </w:tc>
+        <w:tc>
+          <w:tcPr>
+            <w:tcW w:type="dxa" w:w="1440"/>
+          </w:tcPr>
+          <w:p>
+            <w:r/>
+            <w:r>
+              <w:rPr>
+                <w:sz w:val="20"/>
+              </w:rPr>
+              <w:t>gunicorn</w:t>
+            </w:r>
+          </w:p>
+        </w:tc>
+        <w:tc>
+          <w:tcPr>
+            <w:tcW w:type="dxa" w:w="1440"/>
+          </w:tcPr>
+          <w:p>
+            <w:r/>
+            <w:r>
+              <w:rPr>
+                <w:sz w:val="20"/>
+              </w:rPr>
+              <w:t>21.2.0</w:t>
+            </w:r>
+          </w:p>
+        </w:tc>
+        <w:tc>
+          <w:tcPr>
+            <w:tcW w:type="dxa" w:w="1440"/>
+          </w:tcPr>
+          <w:p>
+            <w:r/>
+            <w:r>
+              <w:rPr>
+                <w:sz w:val="20"/>
+              </w:rPr>
+              <w:t>MIT</w:t>
+            </w:r>
+          </w:p>
+        </w:tc>
+        <w:tc>
+          <w:tcPr>
+            <w:tcW w:type="dxa" w:w="1440"/>
+          </w:tcPr>
+          <w:p>
+            <w:r/>
+            <w:r>
+              <w:rPr>
+                <w:sz w:val="20"/>
+              </w:rPr>
+              <w:t>https://gunicorn.org</w:t>
+            </w:r>
+          </w:p>
+        </w:tc>
+        <w:tc>
+          <w:tcPr>
+            <w:tcW w:type="dxa" w:w="1440"/>
+          </w:tcPr>
+          <w:p>
+            <w:r/>
+            <w:r>
+              <w:rPr>
+                <w:sz w:val="20"/>
+              </w:rPr>
+              <w:t>Production WSGI server (Render deployment)</w:t>
+            </w:r>
+          </w:p>
+        </w:tc>
+      </w:tr>
+    </w:tbl>
+    <w:p/>
+    <w:p>
+      <w:r>
+        <w:rPr>
+          <w:color w:val="C8C8C8"/>
+        </w:rPr>
+        <w:t>────────────────────────────────────────────────────────────</w:t>
+      </w:r>
+    </w:p>
+    <w:p>
+      <w:pPr>
+        <w:pStyle w:val="Heading2"/>
+      </w:pPr>
+      <w:r>
+        <w:t>Visual Assets</w:t>
+      </w:r>
+    </w:p>
+    <w:tbl>
+      <w:tblPr>
+        <w:tblStyle w:val="TableGrid"/>
+        <w:tblW w:type="auto" w:w="0"/>
+        <w:jc w:val="center"/>
+        <w:tblLook w:firstColumn="1" w:firstRow="1" w:lastColumn="0" w:lastRow="0" w:noHBand="0" w:noVBand="1" w:val="04A0"/>
+      </w:tblPr>
+      <w:tblGrid>
+        <w:gridCol w:w="1728"/>
+        <w:gridCol w:w="1728"/>
+        <w:gridCol w:w="1728"/>
+        <w:gridCol w:w="1728"/>
+        <w:gridCol w:w="1728"/>
+      </w:tblGrid>
+      <w:tr>
+        <w:tc>
+          <w:tcPr>
+            <w:tcW w:type="dxa" w:w="1728"/>
+          </w:tcPr>
+          <w:p>
+            <w:r/>
+            <w:r>
+              <w:rPr>
+                <w:b/>
+                <w:sz w:val="20"/>
+              </w:rPr>
+              <w:t>#</w:t>
+            </w:r>
+          </w:p>
+        </w:tc>
+        <w:tc>
+          <w:tcPr>
+            <w:tcW w:type="dxa" w:w="1728"/>
+          </w:tcPr>
+          <w:p>
+            <w:r/>
+            <w:r>
+              <w:rPr>
+                <w:b/>
+                <w:sz w:val="20"/>
+              </w:rPr>
+              <w:t>Asset</w:t>
+            </w:r>
+          </w:p>
+        </w:tc>
+        <w:tc>
+          <w:tcPr>
+            <w:tcW w:type="dxa" w:w="1728"/>
+          </w:tcPr>
+          <w:p>
+            <w:r/>
+            <w:r>
+              <w:rPr>
+                <w:b/>
+                <w:sz w:val="20"/>
+              </w:rPr>
+              <w:t>License</w:t>
+            </w:r>
+          </w:p>
+        </w:tc>
+        <w:tc>
+          <w:tcPr>
+            <w:tcW w:type="dxa" w:w="1728"/>
+          </w:tcPr>
+          <w:p>
+            <w:r/>
+            <w:r>
+              <w:rPr>
+                <w:b/>
+                <w:sz w:val="20"/>
+              </w:rPr>
+              <w:t>Link</w:t>
+            </w:r>
+          </w:p>
+        </w:tc>
+        <w:tc>
+          <w:tcPr>
+            <w:tcW w:type="dxa" w:w="1728"/>
+          </w:tcPr>
+          <w:p>
+            <w:r/>
+            <w:r>
+              <w:rPr>
+                <w:b/>
+                <w:sz w:val="20"/>
+              </w:rPr>
+              <w:t>Usage</w:t>
+            </w:r>
+          </w:p>
+        </w:tc>
+      </w:tr>
+      <w:tr>
+        <w:tc>
+          <w:tcPr>
+            <w:tcW w:type="dxa" w:w="1728"/>
+          </w:tcPr>
+          <w:p>
+            <w:r/>
+            <w:r>
+              <w:rPr>
+                <w:sz w:val="20"/>
+              </w:rPr>
+              <w:t>13</w:t>
+            </w:r>
+          </w:p>
+        </w:tc>
+        <w:tc>
+          <w:tcPr>
+            <w:tcW w:type="dxa" w:w="1728"/>
+          </w:tcPr>
+          <w:p>
+            <w:r/>
+            <w:r>
+              <w:rPr>
+                <w:sz w:val="20"/>
+              </w:rPr>
+              <w:t>Quicksand Font</w:t>
+            </w:r>
+          </w:p>
+        </w:tc>
+        <w:tc>
+          <w:tcPr>
+            <w:tcW w:type="dxa" w:w="1728"/>
+          </w:tcPr>
+          <w:p>
+            <w:r/>
+            <w:r>
+              <w:rPr>
+                <w:sz w:val="20"/>
+              </w:rPr>
+              <w:t>SIL Open Font License</w:t>
+            </w:r>
+          </w:p>
+        </w:tc>
+        <w:tc>
+          <w:tcPr>
+            <w:tcW w:type="dxa" w:w="1728"/>
+          </w:tcPr>
+          <w:p>
+            <w:r/>
+            <w:r>
+              <w:rPr>
+                <w:sz w:val="20"/>
+              </w:rPr>
+              <w:t>https://fonts.google.com/specimen/Quicksand</w:t>
+            </w:r>
+          </w:p>
+        </w:tc>
+        <w:tc>
+          <w:tcPr>
+            <w:tcW w:type="dxa" w:w="1728"/>
+          </w:tcPr>
+          <w:p>
+            <w:r/>
+            <w:r>
+              <w:rPr>
+                <w:sz w:val="20"/>
+              </w:rPr>
+              <w:t>Titles, headings, story text</w:t>
+            </w:r>
+          </w:p>
+        </w:tc>
+      </w:tr>
+      <w:tr>
+        <w:tc>
+          <w:tcPr>
+            <w:tcW w:type="dxa" w:w="1728"/>
+          </w:tcPr>
+          <w:p>
+            <w:r/>
+            <w:r>
+              <w:rPr>
+                <w:sz w:val="20"/>
+              </w:rPr>
+              <w:t>14</w:t>
+            </w:r>
+          </w:p>
+        </w:tc>
+        <w:tc>
+          <w:tcPr>
+            <w:tcW w:type="dxa" w:w="1728"/>
+          </w:tcPr>
+          <w:p>
+            <w:r/>
+            <w:r>
+              <w:rPr>
+                <w:sz w:val="20"/>
+              </w:rPr>
+              <w:t>DM Sans Font</w:t>
+            </w:r>
+          </w:p>
+        </w:tc>
+        <w:tc>
+          <w:tcPr>
+            <w:tcW w:type="dxa" w:w="1728"/>
+          </w:tcPr>
+          <w:p>
+            <w:r/>
+            <w:r>
+              <w:rPr>
+                <w:sz w:val="20"/>
+              </w:rPr>
+              <w:t>SIL Open Font License</w:t>
+            </w:r>
+          </w:p>
+        </w:tc>
+        <w:tc>
+          <w:tcPr>
+            <w:tcW w:type="dxa" w:w="1728"/>
+          </w:tcPr>
+          <w:p>
+            <w:r/>
+            <w:r>
+              <w:rPr>
+                <w:sz w:val="20"/>
+              </w:rPr>
+              <w:t>https://fonts.google.com/specimen/DM+Sans</w:t>
+            </w:r>
+          </w:p>
+        </w:tc>
+        <w:tc>
+          <w:tcPr>
+            <w:tcW w:type="dxa" w:w="1728"/>
+          </w:tcPr>
+          <w:p>
+            <w:r/>
+            <w:r>
+              <w:rPr>
+                <w:sz w:val="20"/>
+              </w:rPr>
+              <w:t>UI elements: buttons, forms, labels</w:t>
+            </w:r>
+          </w:p>
+        </w:tc>
+      </w:tr>
+      <w:tr>
+        <w:tc>
+          <w:tcPr>
+            <w:tcW w:type="dxa" w:w="1728"/>
+          </w:tcPr>
+          <w:p>
+            <w:r/>
+            <w:r>
+              <w:rPr>
+                <w:sz w:val="20"/>
+              </w:rPr>
+              <w:t>15</w:t>
+            </w:r>
+          </w:p>
+        </w:tc>
+        <w:tc>
+          <w:tcPr>
+            <w:tcW w:type="dxa" w:w="1728"/>
+          </w:tcPr>
+          <w:p>
+            <w:r/>
+            <w:r>
+              <w:rPr>
+                <w:sz w:val="20"/>
+              </w:rPr>
+              <w:t>Caveat Font</w:t>
+            </w:r>
+          </w:p>
+        </w:tc>
+        <w:tc>
+          <w:tcPr>
+            <w:tcW w:type="dxa" w:w="1728"/>
+          </w:tcPr>
+          <w:p>
+            <w:r/>
+            <w:r>
+              <w:rPr>
+                <w:sz w:val="20"/>
+              </w:rPr>
+              <w:t>SIL Open Font License</w:t>
+            </w:r>
+          </w:p>
+        </w:tc>
+        <w:tc>
+          <w:tcPr>
+            <w:tcW w:type="dxa" w:w="1728"/>
+          </w:tcPr>
+          <w:p>
+            <w:r/>
+            <w:r>
+              <w:rPr>
+                <w:sz w:val="20"/>
+              </w:rPr>
+              <w:t>https://fonts.google.com/specimen/Caveat</w:t>
+            </w:r>
+          </w:p>
+        </w:tc>
+        <w:tc>
+          <w:tcPr>
+            <w:tcW w:type="dxa" w:w="1728"/>
+          </w:tcPr>
+          <w:p>
+            <w:r/>
+            <w:r>
+              <w:rPr>
+                <w:sz w:val="20"/>
+              </w:rPr>
+              <w:t>Handwritten accents: footnotes, timestamps, page labels</w:t>
+            </w:r>
+          </w:p>
+        </w:tc>
+      </w:tr>
+    </w:tbl>
+    <w:p/>
+    <w:p>
+      <w:r>
+        <w:rPr>
+          <w:color w:val="C8C8C8"/>
+        </w:rPr>
+        <w:t>────────────────────────────────────────────────────────────</w:t>
+      </w:r>
+    </w:p>
+    <w:p>
+      <w:pPr>
+        <w:pStyle w:val="Heading2"/>
+      </w:pPr>
+      <w:r>
+        <w:t>Data Sources</w:t>
+      </w:r>
+    </w:p>
+    <w:tbl>
+      <w:tblPr>
+        <w:tblStyle w:val="TableGrid"/>
+        <w:tblW w:type="auto" w:w="0"/>
+        <w:jc w:val="center"/>
+        <w:tblLook w:firstColumn="1" w:firstRow="1" w:lastColumn="0" w:lastRow="0" w:noHBand="0" w:noVBand="1" w:val="04A0"/>
+      </w:tblPr>
+      <w:tblGrid>
+        <w:gridCol w:w="1728"/>
+        <w:gridCol w:w="1728"/>
+        <w:gridCol w:w="1728"/>
+        <w:gridCol w:w="1728"/>
+        <w:gridCol w:w="1728"/>
+      </w:tblGrid>
+      <w:tr>
+        <w:tc>
+          <w:tcPr>
+            <w:tcW w:type="dxa" w:w="1728"/>
+          </w:tcPr>
+          <w:p>
+            <w:r/>
+            <w:r>
+              <w:rPr>
+                <w:b/>
+                <w:sz w:val="20"/>
+              </w:rPr>
+              <w:t>#</w:t>
+            </w:r>
+          </w:p>
+        </w:tc>
+        <w:tc>
+          <w:tcPr>
+            <w:tcW w:type="dxa" w:w="1728"/>
+          </w:tcPr>
+          <w:p>
+            <w:r/>
+            <w:r>
+              <w:rPr>
+                <w:b/>
+                <w:sz w:val="20"/>
+              </w:rPr>
+              <w:t>Item</w:t>
+            </w:r>
+          </w:p>
+        </w:tc>
+        <w:tc>
+          <w:tcPr>
+            <w:tcW w:type="dxa" w:w="1728"/>
+          </w:tcPr>
+          <w:p>
+            <w:r/>
+            <w:r>
+              <w:rPr>
+                <w:b/>
+                <w:sz w:val="20"/>
+              </w:rPr>
+              <w:t>Source</w:t>
+            </w:r>
+          </w:p>
+        </w:tc>
+        <w:tc>
+          <w:tcPr>
+            <w:tcW w:type="dxa" w:w="1728"/>
+          </w:tcPr>
+          <w:p>
+            <w:r/>
+            <w:r>
+              <w:rPr>
+                <w:b/>
+                <w:sz w:val="20"/>
+              </w:rPr>
+              <w:t>License</w:t>
+            </w:r>
+          </w:p>
+        </w:tc>
+        <w:tc>
+          <w:tcPr>
+            <w:tcW w:type="dxa" w:w="1728"/>
+          </w:tcPr>
+          <w:p>
+            <w:r/>
+            <w:r>
+              <w:rPr>
+                <w:b/>
+                <w:sz w:val="20"/>
+              </w:rPr>
+              <w:t>Verification</w:t>
+            </w:r>
+          </w:p>
+        </w:tc>
+      </w:tr>
+      <w:tr>
+        <w:tc>
+          <w:tcPr>
+            <w:tcW w:type="dxa" w:w="1728"/>
+          </w:tcPr>
+          <w:p>
+            <w:r/>
+            <w:r>
+              <w:rPr>
+                <w:sz w:val="20"/>
+              </w:rPr>
+              <w:t>16</w:t>
+            </w:r>
+          </w:p>
+        </w:tc>
+        <w:tc>
+          <w:tcPr>
+            <w:tcW w:type="dxa" w:w="1728"/>
+          </w:tcPr>
+          <w:p>
+            <w:r/>
+            <w:r>
+              <w:rPr>
+                <w:sz w:val="20"/>
+              </w:rPr>
+              <w:t>Knowledge base (50 women)</w:t>
+            </w:r>
+          </w:p>
+        </w:tc>
+        <w:tc>
+          <w:tcPr>
+            <w:tcW w:type="dxa" w:w="1728"/>
+          </w:tcPr>
+          <w:p>
+            <w:r/>
+            <w:r>
+              <w:rPr>
+                <w:sz w:val="20"/>
+              </w:rPr>
+              <w:t>Wikipedia, Britannica, verified biographies</w:t>
+            </w:r>
+          </w:p>
+        </w:tc>
+        <w:tc>
+          <w:tcPr>
+            <w:tcW w:type="dxa" w:w="1728"/>
+          </w:tcPr>
+          <w:p>
+            <w:r/>
+            <w:r>
+              <w:rPr>
+                <w:sz w:val="20"/>
+              </w:rPr>
+              <w:t>Public domain / Fair use</w:t>
+            </w:r>
+          </w:p>
+        </w:tc>
+        <w:tc>
+          <w:tcPr>
+            <w:tcW w:type="dxa" w:w="1728"/>
+          </w:tcPr>
+          <w:p>
+            <w:r/>
+            <w:r>
+              <w:rPr>
+                <w:sz w:val="20"/>
+              </w:rPr>
+              <w:t>Each woman's facts verified against 2+ independent sources</w:t>
+            </w:r>
+          </w:p>
+        </w:tc>
+      </w:tr>
+      <w:tr>
+        <w:tc>
+          <w:tcPr>
+            <w:tcW w:type="dxa" w:w="1728"/>
+          </w:tcPr>
+          <w:p>
+            <w:r/>
+            <w:r>
+              <w:rPr>
+                <w:sz w:val="20"/>
+              </w:rPr>
+              <w:t>17</w:t>
+            </w:r>
+          </w:p>
+        </w:tc>
+        <w:tc>
+          <w:tcPr>
+            <w:tcW w:type="dxa" w:w="1728"/>
+          </w:tcPr>
+          <w:p>
+            <w:r/>
+            <w:r>
+              <w:rPr>
+                <w:sz w:val="20"/>
+              </w:rPr>
+              <w:t>Stereotype categories (14)</w:t>
+            </w:r>
+          </w:p>
+        </w:tc>
+        <w:tc>
+          <w:tcPr>
+            <w:tcW w:type="dxa" w:w="1728"/>
+          </w:tcPr>
+          <w:p>
+            <w:r/>
+            <w:r>
+              <w:rPr>
+                <w:sz w:val="20"/>
+              </w:rPr>
+              <w:t>Academic literature on gender stereotypes + editorial curation</w:t>
+            </w:r>
+          </w:p>
+        </w:tc>
+        <w:tc>
+          <w:tcPr>
+            <w:tcW w:type="dxa" w:w="1728"/>
+          </w:tcPr>
+          <w:p>
+            <w:r/>
+            <w:r>
+              <w:rPr>
+                <w:sz w:val="20"/>
+              </w:rPr>
+              <w:t>Original taxonomy</w:t>
+            </w:r>
+          </w:p>
+        </w:tc>
+        <w:tc>
+          <w:tcPr>
+            <w:tcW w:type="dxa" w:w="1728"/>
+          </w:tcPr>
+          <w:p>
+            <w:r/>
+            <w:r>
+              <w:rPr>
+                <w:sz w:val="20"/>
+              </w:rPr>
+              <w:t>Categories mapped to research on common childhood gender beliefs</w:t>
+            </w:r>
+          </w:p>
+        </w:tc>
+      </w:tr>
+      <w:tr>
+        <w:tc>
+          <w:tcPr>
+            <w:tcW w:type="dxa" w:w="1728"/>
+          </w:tcPr>
+          <w:p>
+            <w:r/>
+            <w:r>
+              <w:rPr>
+                <w:sz w:val="20"/>
+              </w:rPr>
+              <w:t>18</w:t>
+            </w:r>
+          </w:p>
+        </w:tc>
+        <w:tc>
+          <w:tcPr>
+            <w:tcW w:type="dxa" w:w="1728"/>
+          </w:tcPr>
+          <w:p>
+            <w:r/>
+            <w:r>
+              <w:rPr>
+                <w:sz w:val="20"/>
+              </w:rPr>
+              <w:t>Age adaptations (3 tiers per woman)</w:t>
+            </w:r>
+          </w:p>
+        </w:tc>
+        <w:tc>
+          <w:tcPr>
+            <w:tcW w:type="dxa" w:w="1728"/>
+          </w:tcPr>
+          <w:p>
+            <w:r/>
+            <w:r>
+              <w:rPr>
+                <w:sz w:val="20"/>
+              </w:rPr>
+              <w:t>Original writing informed by developmental psychology</w:t>
+            </w:r>
+          </w:p>
+        </w:tc>
+        <w:tc>
+          <w:tcPr>
+            <w:tcW w:type="dxa" w:w="1728"/>
+          </w:tcPr>
+          <w:p>
+            <w:r/>
+            <w:r>
+              <w:rPr>
+                <w:sz w:val="20"/>
+              </w:rPr>
+              <w:t>Original content</w:t>
+            </w:r>
+          </w:p>
+        </w:tc>
+        <w:tc>
+          <w:tcPr>
+            <w:tcW w:type="dxa" w:w="1728"/>
+          </w:tcPr>
+          <w:p>
+            <w:r/>
+            <w:r>
+              <w:rPr>
+                <w:sz w:val="20"/>
+              </w:rPr>
+              <w:t>young (3-5), middle (6-8), older (9-10) reading levels</w:t>
+            </w:r>
+          </w:p>
+        </w:tc>
+      </w:tr>
+    </w:tbl>
+    <w:p/>
+    <w:p>
+      <w:r>
+        <w:rPr>
+          <w:color w:val="C8C8C8"/>
+        </w:rPr>
+        <w:t>────────────────────────────────────────────────────────────</w:t>
+      </w:r>
+    </w:p>
+    <w:p>
+      <w:pPr>
+        <w:pStyle w:val="Heading2"/>
+      </w:pPr>
+      <w:r>
+        <w:t>AI-Generated Content Log</w:t>
+      </w:r>
+    </w:p>
+    <w:tbl>
+      <w:tblPr>
+        <w:tblStyle w:val="TableGrid"/>
+        <w:tblW w:type="auto" w:w="0"/>
+        <w:jc w:val="center"/>
+        <w:tblLook w:firstColumn="1" w:firstRow="1" w:lastColumn="0" w:lastRow="0" w:noHBand="0" w:noVBand="1" w:val="04A0"/>
+      </w:tblPr>
+      <w:tblGrid>
+        <w:gridCol w:w="1728"/>
+        <w:gridCol w:w="1728"/>
+        <w:gridCol w:w="1728"/>
+        <w:gridCol w:w="1728"/>
+        <w:gridCol w:w="1728"/>
+      </w:tblGrid>
+      <w:tr>
+        <w:tc>
+          <w:tcPr>
+            <w:tcW w:type="dxa" w:w="1728"/>
+          </w:tcPr>
+          <w:p>
+            <w:r/>
+            <w:r>
+              <w:rPr>
+                <w:b/>
+                <w:sz w:val="20"/>
+              </w:rPr>
+              <w:t>AI Tool</w:t>
+            </w:r>
+          </w:p>
+        </w:tc>
+        <w:tc>
+          <w:tcPr>
+            <w:tcW w:type="dxa" w:w="1728"/>
+          </w:tcPr>
+          <w:p>
+            <w:r/>
+            <w:r>
+              <w:rPr>
+                <w:b/>
+                <w:sz w:val="20"/>
+              </w:rPr>
+              <w:t>Purpose</w:t>
+            </w:r>
+          </w:p>
+        </w:tc>
+        <w:tc>
+          <w:tcPr>
+            <w:tcW w:type="dxa" w:w="1728"/>
+          </w:tcPr>
+          <w:p>
+            <w:r/>
+            <w:r>
+              <w:rPr>
+                <w:b/>
+                <w:sz w:val="20"/>
+              </w:rPr>
+              <w:t>What AI Generated</w:t>
+            </w:r>
+          </w:p>
+        </w:tc>
+        <w:tc>
+          <w:tcPr>
+            <w:tcW w:type="dxa" w:w="1728"/>
+          </w:tcPr>
+          <w:p>
+            <w:r/>
+            <w:r>
+              <w:rPr>
+                <w:b/>
+                <w:sz w:val="20"/>
+              </w:rPr>
+              <w:t>What I Changed</w:t>
+            </w:r>
+          </w:p>
+        </w:tc>
+        <w:tc>
+          <w:tcPr>
+            <w:tcW w:type="dxa" w:w="1728"/>
+          </w:tcPr>
+          <w:p>
+            <w:r/>
+            <w:r>
+              <w:rPr>
+                <w:b/>
+                <w:sz w:val="20"/>
+              </w:rPr>
+              <w:t>Verification</w:t>
+            </w:r>
+          </w:p>
+        </w:tc>
+      </w:tr>
+      <w:tr>
+        <w:tc>
+          <w:tcPr>
+            <w:tcW w:type="dxa" w:w="1728"/>
+          </w:tcPr>
+          <w:p>
+            <w:r/>
+            <w:r>
+              <w:rPr>
+                <w:sz w:val="20"/>
+              </w:rPr>
+              <w:t>Claude Opus 4.6 (OpenRouter)</w:t>
+            </w:r>
+          </w:p>
+        </w:tc>
+        <w:tc>
+          <w:tcPr>
+            <w:tcW w:type="dxa" w:w="1728"/>
+          </w:tcPr>
+          <w:p>
+            <w:r/>
+            <w:r>
+              <w:rPr>
+                <w:sz w:val="20"/>
+              </w:rPr>
+              <w:t>Story generation</w:t>
+            </w:r>
+          </w:p>
+        </w:tc>
+        <w:tc>
+          <w:tcPr>
+            <w:tcW w:type="dxa" w:w="1728"/>
+          </w:tcPr>
+          <w:p>
+            <w:r/>
+            <w:r>
+              <w:rPr>
+                <w:sz w:val="20"/>
+              </w:rPr>
+              <w:t>5-page narrative with titles, discussion prompts, activity suggestion</w:t>
+            </w:r>
+          </w:p>
+        </w:tc>
+        <w:tc>
+          <w:tcPr>
+            <w:tcW w:type="dxa" w:w="1728"/>
+          </w:tcPr>
+          <w:p>
+            <w:r/>
+            <w:r>
+              <w:rPr>
+                <w:sz w:val="20"/>
+              </w:rPr>
+              <w:t>Added instruction NOT to describe child's race (handled by diversity system); enforced JSON output format; "Discovery, Not Biography" design principle in prompt</w:t>
+            </w:r>
+          </w:p>
+        </w:tc>
+        <w:tc>
+          <w:tcPr>
+            <w:tcW w:type="dxa" w:w="1728"/>
+          </w:tcPr>
+          <w:p>
+            <w:r/>
+            <w:r>
+              <w:rPr>
+                <w:sz w:val="20"/>
+              </w:rPr>
+              <w:t>Manual review of 10+ stories; automated QA loop; age-appropriateness check</w:t>
+            </w:r>
+          </w:p>
+        </w:tc>
+      </w:tr>
+      <w:tr>
+        <w:tc>
+          <w:tcPr>
+            <w:tcW w:type="dxa" w:w="1728"/>
+          </w:tcPr>
+          <w:p>
+            <w:r/>
+            <w:r>
+              <w:rPr>
+                <w:sz w:val="20"/>
+              </w:rPr>
+              <w:t>Claude Sonnet 4.5 (OpenRouter)</w:t>
+            </w:r>
+          </w:p>
+        </w:tc>
+        <w:tc>
+          <w:tcPr>
+            <w:tcW w:type="dxa" w:w="1728"/>
+          </w:tcPr>
+          <w:p>
+            <w:r/>
+            <w:r>
+              <w:rPr>
+                <w:sz w:val="20"/>
+              </w:rPr>
+              <w:t>Stereotype classification</w:t>
+            </w:r>
+          </w:p>
+        </w:tc>
+        <w:tc>
+          <w:tcPr>
+            <w:tcW w:type="dxa" w:w="1728"/>
+          </w:tcPr>
+          <w:p>
+            <w:r/>
+            <w:r>
+              <w:rPr>
+                <w:sz w:val="20"/>
+              </w:rPr>
+              <w:t>Primary category + secondary categories from 14-category taxonomy</w:t>
+            </w:r>
+          </w:p>
+        </w:tc>
+        <w:tc>
+          <w:tcPr>
+            <w:tcW w:type="dxa" w:w="1728"/>
+          </w:tcPr>
+          <w:p>
+            <w:r/>
+            <w:r>
+              <w:rPr>
+                <w:sz w:val="20"/>
+              </w:rPr>
+              <w:t>Simplified prompt from 5 fields to 2 (removed unused fields); precomputed 10 example classifications to skip API entirely</w:t>
+            </w:r>
+          </w:p>
+        </w:tc>
+        <w:tc>
+          <w:tcPr>
+            <w:tcW w:type="dxa" w:w="1728"/>
+          </w:tcPr>
+          <w:p>
+            <w:r/>
+            <w:r>
+              <w:rPr>
+                <w:sz w:val="20"/>
+              </w:rPr>
+              <w:t>Tested all 14 categories; verified correct KB matching</w:t>
+            </w:r>
+          </w:p>
+        </w:tc>
+      </w:tr>
+      <w:tr>
+        <w:tc>
+          <w:tcPr>
+            <w:tcW w:type="dxa" w:w="1728"/>
+          </w:tcPr>
+          <w:p>
+            <w:r/>
+            <w:r>
+              <w:rPr>
+                <w:sz w:val="20"/>
+              </w:rPr>
+              <w:t>Claude Sonnet 4.5 (OpenRouter)</w:t>
+            </w:r>
+          </w:p>
+        </w:tc>
+        <w:tc>
+          <w:tcPr>
+            <w:tcW w:type="dxa" w:w="1728"/>
+          </w:tcPr>
+          <w:p>
+            <w:r/>
+            <w:r>
+              <w:rPr>
+                <w:sz w:val="20"/>
+              </w:rPr>
+              <w:t>QA verification</w:t>
+            </w:r>
+          </w:p>
+        </w:tc>
+        <w:tc>
+          <w:tcPr>
+            <w:tcW w:type="dxa" w:w="1728"/>
+          </w:tcPr>
+          <w:p>
+            <w:r/>
+            <w:r>
+              <w:rPr>
+                <w:sz w:val="20"/>
+              </w:rPr>
+              <w:t>Passed/failed, score 1-10, issues, strengths, suggestion</w:t>
+            </w:r>
+          </w:p>
+        </w:tc>
+        <w:tc>
+          <w:tcPr>
+            <w:tcW w:type="dxa" w:w="1728"/>
+          </w:tcPr>
+          <w:p>
+            <w:r/>
+            <w:r>
+              <w:rPr>
+                <w:sz w:val="20"/>
+              </w:rPr>
+              <w:t>Added safe default (passed=true, score=7) on API failure; 6-point checklist</w:t>
+            </w:r>
+          </w:p>
+        </w:tc>
+        <w:tc>
+          <w:tcPr>
+            <w:tcW w:type="dxa" w:w="1728"/>
+          </w:tcPr>
+          <w:p>
+            <w:r/>
+            <w:r>
+              <w:rPr>
+                <w:sz w:val="20"/>
+              </w:rPr>
+              <w:t>Compared QA scores with manual review; tested with intentionally problematic stories</w:t>
+            </w:r>
+          </w:p>
+        </w:tc>
+      </w:tr>
+      <w:tr>
+        <w:tc>
+          <w:tcPr>
+            <w:tcW w:type="dxa" w:w="1728"/>
+          </w:tcPr>
+          <w:p>
+            <w:r/>
+            <w:r>
+              <w:rPr>
+                <w:sz w:val="20"/>
+              </w:rPr>
+              <w:t>DALL-E 3 (OpenAI)</w:t>
+            </w:r>
+          </w:p>
+        </w:tc>
+        <w:tc>
+          <w:tcPr>
+            <w:tcW w:type="dxa" w:w="1728"/>
+          </w:tcPr>
+          <w:p>
+            <w:r/>
+            <w:r>
+              <w:rPr>
+                <w:sz w:val="20"/>
+              </w:rPr>
               <w:t>Illustration generation</w:t>
             </w:r>
           </w:p>
@@ -1396,8 +2260,12 @@
             <w:tcW w:type="dxa" w:w="1728"/>
           </w:tcPr>
           <w:p>
+            <w:r/>
             <w:r>
-              <w:t>5 watercolor-style children's book illustrations per story</w:t>
+              <w:rPr>
+                <w:sz w:val="20"/>
+              </w:rPr>
+              <w:t>1024×1024 watercolor children's book illustrations</w:t>
             </w:r>
           </w:p>
         </w:tc>
@@ -1406,8 +2274,12 @@
             <w:tcW w:type="dxa" w:w="1728"/>
           </w:tcPr>
           <w:p>
+            <w:r/>
             <w:r>
-              <w:t>Character description injection for consistency; style constraints in prompt</w:t>
+              <w:rPr>
+                <w:sz w:val="20"/>
+              </w:rPr>
+              <w:t>Character description injection for consistency; coral/gold/sage palette; "suitable for ages 3-10" constraint</w:t>
             </w:r>
           </w:p>
         </w:tc>
@@ -1416,7 +2288,11 @@
             <w:tcW w:type="dxa" w:w="1728"/>
           </w:tcPr>
           <w:p>
+            <w:r/>
             <w:r>
+              <w:rPr>
+                <w:sz w:val="20"/>
+              </w:rPr>
               <w:t>Visual inspection of 50+ illustrations</w:t>
             </w:r>
           </w:p>
@@ -1428,7 +2304,11 @@
             <w:tcW w:type="dxa" w:w="1728"/>
           </w:tcPr>
           <w:p>
+            <w:r/>
             <w:r>
+              <w:rPr>
+                <w:sz w:val="20"/>
+              </w:rPr>
               <w:t>Goose AI Agent (Block) with Claude</w:t>
             </w:r>
           </w:p>
@@ -1438,7 +2318,11 @@
             <w:tcW w:type="dxa" w:w="1728"/>
           </w:tcPr>
           <w:p>
+            <w:r/>
             <w:r>
+              <w:rPr>
+                <w:sz w:val="20"/>
+              </w:rPr>
               <w:t>Test scaffolding</w:t>
             </w:r>
           </w:p>
@@ -1448,7 +2332,11 @@
             <w:tcW w:type="dxa" w:w="1728"/>
           </w:tcPr>
           <w:p>
+            <w:r/>
             <w:r>
+              <w:rPr>
+                <w:sz w:val="20"/>
+              </w:rPr>
               <w:t>pytest fixtures, test structure, mock configurations</w:t>
             </w:r>
           </w:p>
@@ -1458,8 +2346,12 @@
             <w:tcW w:type="dxa" w:w="1728"/>
           </w:tcPr>
           <w:p>
+            <w:r/>
             <w:r>
-              <w:t>Added project-specific edge cases; fixed mock data structures</w:t>
+              <w:rPr>
+                <w:sz w:val="20"/>
+              </w:rPr>
+              <w:t>Fixed mock data structures; simplified SSE streaming tests</w:t>
             </w:r>
           </w:p>
         </w:tc>
@@ -1468,8 +2360,12 @@
             <w:tcW w:type="dxa" w:w="1728"/>
           </w:tcPr>
           <w:p>
+            <w:r/>
             <w:r>
-              <w:t>Ran all 117 backend tests successfully</w:t>
+              <w:rPr>
+                <w:sz w:val="20"/>
+              </w:rPr>
+              <w:t>151 backend tests, 24 frontend tests passing</w:t>
             </w:r>
           </w:p>
         </w:tc>
@@ -1480,7 +2376,11 @@
             <w:tcW w:type="dxa" w:w="1728"/>
           </w:tcPr>
           <w:p>
+            <w:r/>
             <w:r>
+              <w:rPr>
+                <w:sz w:val="20"/>
+              </w:rPr>
               <w:t>Goose AI Agent (Block) with Claude</w:t>
             </w:r>
           </w:p>
@@ -1490,8 +2390,12 @@
             <w:tcW w:type="dxa" w:w="1728"/>
           </w:tcPr>
           <w:p>
+            <w:r/>
             <w:r>
-              <w:t>React component tests</w:t>
+              <w:rPr>
+                <w:sz w:val="20"/>
+              </w:rPr>
+              <w:t>Knowledge base curation</w:t>
             </w:r>
           </w:p>
         </w:tc>
@@ -1500,8 +2404,12 @@
             <w:tcW w:type="dxa" w:w="1728"/>
           </w:tcPr>
           <w:p>
+            <w:r/>
             <w:r>
-              <w:t>Jest test structure, RTL patterns</w:t>
+              <w:rPr>
+                <w:sz w:val="20"/>
+              </w:rPr>
+              <w:t>Initial list of 50 women with categories and story angles</w:t>
             </w:r>
           </w:p>
         </w:tc>
@@ -1510,8 +2418,12 @@
             <w:tcW w:type="dxa" w:w="1728"/>
           </w:tcPr>
           <w:p>
+            <w:r/>
             <w:r>
-              <w:t>Simplified SSE streaming tests (complex to mock)</w:t>
+              <w:rPr>
+                <w:sz w:val="20"/>
+              </w:rPr>
+              <w:t>Verified every fact against Wikipedia/Britannica; rewrote age_adaptations; fixed era dates (Malala, Simone Biles had typos)</w:t>
             </w:r>
           </w:p>
         </w:tc>
@@ -1520,8 +2432,156 @@
             <w:tcW w:type="dxa" w:w="1728"/>
           </w:tcPr>
           <w:p>
+            <w:r/>
             <w:r>
-              <w:t>Ran 24 passing frontend tests</w:t>
+              <w:rPr>
+                <w:sz w:val="20"/>
+              </w:rPr>
+              <w:t>Cross-referenced each achievement with 2+ sources</w:t>
+            </w:r>
+          </w:p>
+        </w:tc>
+      </w:tr>
+      <w:tr>
+        <w:tc>
+          <w:tcPr>
+            <w:tcW w:type="dxa" w:w="1728"/>
+          </w:tcPr>
+          <w:p>
+            <w:r/>
+            <w:r>
+              <w:rPr>
+                <w:sz w:val="20"/>
+              </w:rPr>
+              <w:t>Goose AI Agent (Block) with Claude</w:t>
+            </w:r>
+          </w:p>
+        </w:tc>
+        <w:tc>
+          <w:tcPr>
+            <w:tcW w:type="dxa" w:w="1728"/>
+          </w:tcPr>
+          <w:p>
+            <w:r/>
+            <w:r>
+              <w:rPr>
+                <w:sz w:val="20"/>
+              </w:rPr>
+              <w:t>Frontend development</w:t>
+            </w:r>
+          </w:p>
+        </w:tc>
+        <w:tc>
+          <w:tcPr>
+            <w:tcW w:type="dxa" w:w="1728"/>
+          </w:tcPr>
+          <w:p>
+            <w:r/>
+            <w:r>
+              <w:rPr>
+                <w:sz w:val="20"/>
+              </w:rPr>
+              <w:t>React components, CSS styling, sound system, theme toggle</w:t>
+            </w:r>
+          </w:p>
+        </w:tc>
+        <w:tc>
+          <w:tcPr>
+            <w:tcW w:type="dxa" w:w="1728"/>
+          </w:tcPr>
+          <w:p>
+            <w:r/>
+            <w:r>
+              <w:rPr>
+                <w:sz w:val="20"/>
+              </w:rPr>
+              <w:t>Reviewed all generated code; fixed keyboard navigation closure bug; adjusted typewriter timing</w:t>
+            </w:r>
+          </w:p>
+        </w:tc>
+        <w:tc>
+          <w:tcPr>
+            <w:tcW w:type="dxa" w:w="1728"/>
+          </w:tcPr>
+          <w:p>
+            <w:r/>
+            <w:r>
+              <w:rPr>
+                <w:sz w:val="20"/>
+              </w:rPr>
+              <w:t>Manual testing of all 4 screens on multiple viewports</w:t>
+            </w:r>
+          </w:p>
+        </w:tc>
+      </w:tr>
+      <w:tr>
+        <w:tc>
+          <w:tcPr>
+            <w:tcW w:type="dxa" w:w="1728"/>
+          </w:tcPr>
+          <w:p>
+            <w:r/>
+            <w:r>
+              <w:rPr>
+                <w:sz w:val="20"/>
+              </w:rPr>
+              <w:t>Goose AI Agent (Block) with Claude</w:t>
+            </w:r>
+          </w:p>
+        </w:tc>
+        <w:tc>
+          <w:tcPr>
+            <w:tcW w:type="dxa" w:w="1728"/>
+          </w:tcPr>
+          <w:p>
+            <w:r/>
+            <w:r>
+              <w:rPr>
+                <w:sz w:val="20"/>
+              </w:rPr>
+              <w:t>Backend optimization</w:t>
+            </w:r>
+          </w:p>
+        </w:tc>
+        <w:tc>
+          <w:tcPr>
+            <w:tcW w:type="dxa" w:w="1728"/>
+          </w:tcPr>
+          <w:p>
+            <w:r/>
+            <w:r>
+              <w:rPr>
+                <w:sz w:val="20"/>
+              </w:rPr>
+              <w:t>Parallel illustration generation, precomputed classifications, input validation</w:t>
+            </w:r>
+          </w:p>
+        </w:tc>
+        <w:tc>
+          <w:tcPr>
+            <w:tcW w:type="dxa" w:w="1728"/>
+          </w:tcPr>
+          <w:p>
+            <w:r/>
+            <w:r>
+              <w:rPr>
+                <w:sz w:val="20"/>
+              </w:rPr>
+              <w:t>Fixed precomputed category keys (6 of 10 had wrong keys); verified all map to KB</w:t>
+            </w:r>
+          </w:p>
+        </w:tc>
+        <w:tc>
+          <w:tcPr>
+            <w:tcW w:type="dxa" w:w="1728"/>
+          </w:tcPr>
+          <w:p>
+            <w:r/>
+            <w:r>
+              <w:rPr>
+                <w:sz w:val="20"/>
+              </w:rPr>
+              <w:t>End-to-end pipeline testing</w:t>
             </w:r>
           </w:p>
         </w:tc>
@@ -1530,10 +2590,12 @@
     <w:p/>
     <w:p>
       <w:r>
-        <w:t>──────────────────────────────────────────────────</w:t>
+        <w:rPr>
+          <w:color w:val="C8C8C8"/>
+        </w:rPr>
+        <w:t>────────────────────────────────────────────────────────────</w:t>
       </w:r>
     </w:p>
-    <w:p/>
     <w:p>
       <w:pPr>
         <w:pStyle w:val="Heading2"/>
@@ -1542,7 +2604,6 @@
         <w:t>Verification Methods</w:t>
       </w:r>
     </w:p>
-    <w:p/>
     <w:p>
       <w:pPr>
         <w:pStyle w:val="Heading3"/>
@@ -1564,7 +2625,7 @@
         <w:pStyle w:val="ListBullet"/>
       </w:pPr>
       <w:r>
-        <w:t>No GPL or restrictive licenses that would require open-sourcing our code</w:t>
+        <w:t>No GPL or restrictive licenses</w:t>
       </w:r>
     </w:p>
     <w:p>
@@ -1572,10 +2633,26 @@
         <w:pStyle w:val="ListBullet"/>
       </w:pPr>
       <w:r>
-        <w:t>Version numbers pinned in `requirements.txt` and `package.json`</w:t>
+        <w:t xml:space="preserve">Version numbers pinned in </w:t>
+      </w:r>
+      <w:r>
+        <w:rPr>
+          <w:rFonts w:ascii="Consolas" w:hAnsi="Consolas"/>
+          <w:sz w:val="20"/>
+        </w:rPr>
+        <w:t>requirements.txt</w:t>
+      </w:r>
+      <w:r>
+        <w:t xml:space="preserve"> and </w:t>
+      </w:r>
+      <w:r>
+        <w:rPr>
+          <w:rFonts w:ascii="Consolas" w:hAnsi="Consolas"/>
+          <w:sz w:val="20"/>
+        </w:rPr>
+        <w:t>package.json</w:t>
       </w:r>
     </w:p>
-    <w:p/>
     <w:p>
       <w:pPr>
         <w:pStyle w:val="Heading3"/>
@@ -1589,7 +2666,7 @@
         <w:pStyle w:val="ListBullet"/>
       </w:pPr>
       <w:r>
-        <w:t>Statistics cited with full academic references</w:t>
+        <w:t>All statistics cited with full academic references and DOIs where available</w:t>
       </w:r>
     </w:p>
     <w:p>
@@ -1597,7 +2674,7 @@
         <w:pStyle w:val="ListBullet"/>
       </w:pPr>
       <w:r>
-        <w:t>"Approximately" or "research suggests" used for synthesized claims</w:t>
+        <w:t>Claims paraphrased with citation, not direct quotes</w:t>
       </w:r>
     </w:p>
     <w:p>
@@ -1605,10 +2682,9 @@
         <w:pStyle w:val="ListBullet"/>
       </w:pPr>
       <w:r>
-        <w:t>Direct quotes avoided; paraphrased with citation</w:t>
+        <w:t>"Approximately" used for synthesized claims</w:t>
       </w:r>
     </w:p>
-    <w:p/>
     <w:p>
       <w:pPr>
         <w:pStyle w:val="Heading3"/>
@@ -1622,7 +2698,7 @@
         <w:pStyle w:val="ListBullet"/>
       </w:pPr>
       <w:r>
-        <w:t>Every AI output reviewed before inclusion in final product</w:t>
+        <w:t>Every AI output reviewed before inclusion</w:t>
       </w:r>
     </w:p>
     <w:p>
@@ -1630,7 +2706,7 @@
         <w:pStyle w:val="ListBullet"/>
       </w:pPr>
       <w:r>
-        <w:t>QA loop provides automated verification for story content</w:t>
+        <w:t>QA tool provides automated verification for story content</w:t>
       </w:r>
     </w:p>
     <w:p>
@@ -1641,13 +2717,20 @@
         <w:t>Illustration style constrained to children's book aesthetic</w:t>
       </w:r>
     </w:p>
-    <w:p/>
+    <w:p>
+      <w:pPr>
+        <w:pStyle w:val="ListBullet"/>
+      </w:pPr>
+      <w:r>
+        <w:t>Knowledge base facts verified against external sources</w:t>
+      </w:r>
+    </w:p>
     <w:p>
       <w:pPr>
         <w:pStyle w:val="Heading3"/>
       </w:pPr>
       <w:r>
-        <w:t>Historical Facts</w:t>
+        <w:t>Historical Facts (Knowledge Base)</w:t>
       </w:r>
     </w:p>
     <w:p>
@@ -1655,7 +2738,7 @@
         <w:pStyle w:val="ListBullet"/>
       </w:pPr>
       <w:r>
-        <w:t>Each of 50 women verified against multiple sources (Wikipedia, Britannica, biographies)</w:t>
+        <w:t>Each of 50 women verified against multiple sources (Wikipedia, Britannica, published biographies)</w:t>
       </w:r>
     </w:p>
     <w:p>
@@ -1671,16 +2754,25 @@
         <w:pStyle w:val="ListBullet"/>
       </w:pPr>
       <w:r>
-        <w:t>Era/dates double-checked for accuracy</w:t>
+        <w:t>Era/dates double-checked — caught and fixed typos (Malala "2997" → "1997", Simone Biles "2997" → "1997")</w:t>
       </w:r>
     </w:p>
-    <w:p/>
+    <w:p>
+      <w:pPr>
+        <w:pStyle w:val="ListBullet"/>
+      </w:pPr>
+      <w:r>
+        <w:t>Duplicate entries detected and removed (Wangari Maathai, Malala Yousafzai were duplicated in initial version)</w:t>
+      </w:r>
+    </w:p>
     <w:p>
       <w:r>
-        <w:t>──────────────────────────────────────────────────</w:t>
+        <w:rPr>
+          <w:color w:val="C8C8C8"/>
+        </w:rPr>
+        <w:t>────────────────────────────────────────────────────────────</w:t>
       </w:r>
     </w:p>
-    <w:p/>
     <w:p>
       <w:pPr>
         <w:pStyle w:val="Heading2"/>
@@ -1689,11 +2781,11 @@
         <w:t>License Summary</w:t>
       </w:r>
     </w:p>
-    <w:p/>
     <w:tbl>
       <w:tblPr>
         <w:tblStyle w:val="TableGrid"/>
         <w:tblW w:type="auto" w:w="0"/>
+        <w:jc w:val="center"/>
         <w:tblLook w:firstColumn="1" w:firstRow="1" w:lastColumn="0" w:lastRow="0" w:noHBand="0" w:noVBand="1" w:val="04A0"/>
       </w:tblPr>
       <w:tblGrid>
@@ -1706,7 +2798,12 @@
             <w:tcW w:type="dxa" w:w="4320"/>
           </w:tcPr>
           <w:p>
+            <w:r/>
             <w:r>
+              <w:rPr>
+                <w:b/>
+                <w:sz w:val="20"/>
+              </w:rPr>
               <w:t>License Type</w:t>
             </w:r>
           </w:p>
@@ -1716,7 +2813,12 @@
             <w:tcW w:type="dxa" w:w="4320"/>
           </w:tcPr>
           <w:p>
+            <w:r/>
             <w:r>
+              <w:rPr>
+                <w:b/>
+                <w:sz w:val="20"/>
+              </w:rPr>
               <w:t>Dependencies</w:t>
             </w:r>
           </w:p>
@@ -1728,7 +2830,11 @@
             <w:tcW w:type="dxa" w:w="4320"/>
           </w:tcPr>
           <w:p>
+            <w:r/>
             <w:r>
+              <w:rPr>
+                <w:sz w:val="20"/>
+              </w:rPr>
               <w:t>MIT</w:t>
             </w:r>
           </w:p>
@@ -1738,8 +2844,12 @@
             <w:tcW w:type="dxa" w:w="4320"/>
           </w:tcPr>
           <w:p>
+            <w:r/>
             <w:r>
-              <w:t>React, FastMCP, OpenAI SDK, react-scripts</w:t>
+              <w:rPr>
+                <w:sz w:val="20"/>
+              </w:rPr>
+              <w:t>React, FastMCP, OpenAI SDK, flask-cors, gunicorn, react-scripts</w:t>
             </w:r>
           </w:p>
         </w:tc>
@@ -1750,7 +2860,11 @@
             <w:tcW w:type="dxa" w:w="4320"/>
           </w:tcPr>
           <w:p>
+            <w:r/>
             <w:r>
+              <w:rPr>
+                <w:sz w:val="20"/>
+              </w:rPr>
               <w:t>BSD-3-Clause</w:t>
             </w:r>
           </w:p>
@@ -1760,7 +2874,11 @@
             <w:tcW w:type="dxa" w:w="4320"/>
           </w:tcPr>
           <w:p>
+            <w:r/>
             <w:r>
+              <w:rPr>
+                <w:sz w:val="20"/>
+              </w:rPr>
               <w:t>Flask, python-dotenv</w:t>
             </w:r>
           </w:p>
@@ -1772,7 +2890,11 @@
             <w:tcW w:type="dxa" w:w="4320"/>
           </w:tcPr>
           <w:p>
+            <w:r/>
             <w:r>
+              <w:rPr>
+                <w:sz w:val="20"/>
+              </w:rPr>
               <w:t>Apache 2.0</w:t>
             </w:r>
           </w:p>
@@ -1782,7 +2904,11 @@
             <w:tcW w:type="dxa" w:w="4320"/>
           </w:tcPr>
           <w:p>
+            <w:r/>
             <w:r>
+              <w:rPr>
+                <w:sz w:val="20"/>
+              </w:rPr>
               <w:t>Goose</w:t>
             </w:r>
           </w:p>
@@ -1794,7 +2920,11 @@
             <w:tcW w:type="dxa" w:w="4320"/>
           </w:tcPr>
           <w:p>
+            <w:r/>
             <w:r>
+              <w:rPr>
+                <w:sz w:val="20"/>
+              </w:rPr>
               <w:t>SIL OFL</w:t>
             </w:r>
           </w:p>
@@ -1804,7 +2934,11 @@
             <w:tcW w:type="dxa" w:w="4320"/>
           </w:tcPr>
           <w:p>
+            <w:r/>
             <w:r>
+              <w:rPr>
+                <w:sz w:val="20"/>
+              </w:rPr>
               <w:t>Quicksand, DM Sans, Caveat fonts</w:t>
             </w:r>
           </w:p>
@@ -1816,7 +2950,11 @@
             <w:tcW w:type="dxa" w:w="4320"/>
           </w:tcPr>
           <w:p>
+            <w:r/>
             <w:r>
+              <w:rPr>
+                <w:sz w:val="20"/>
+              </w:rPr>
               <w:t>Public Domain</w:t>
             </w:r>
           </w:p>
@@ -1826,7 +2964,11 @@
             <w:tcW w:type="dxa" w:w="4320"/>
           </w:tcPr>
           <w:p>
+            <w:r/>
             <w:r>
+              <w:rPr>
+                <w:sz w:val="20"/>
+              </w:rPr>
               <w:t>Historical women's biographical facts</w:t>
             </w:r>
           </w:p>
@@ -1836,28 +2978,40 @@
     <w:p/>
     <w:p>
       <w:r>
+        <w:rPr>
+          <w:b/>
+        </w:rPr>
         <w:t>All licenses are permissive and compatible with commercial use.</w:t>
       </w:r>
     </w:p>
-    <w:p/>
     <w:p>
       <w:r>
-        <w:t>──────────────────────────────────────────────────</w:t>
+        <w:rPr>
+          <w:color w:val="C8C8C8"/>
+        </w:rPr>
+        <w:t>────────────────────────────────────────────────────────────</w:t>
       </w:r>
     </w:p>
-    <w:p/>
     <w:p>
       <w:r>
+        <w:rPr>
+          <w:i/>
+          <w:color w:val="808080"/>
+          <w:sz w:val="20"/>
+        </w:rPr>
         <w:t>Evidence Log maintained throughout development (Feb 27 – Mar 7, 2026)</w:t>
       </w:r>
     </w:p>
-    <w:p/>
     <w:p>
       <w:r>
+        <w:rPr>
+          <w:i/>
+          <w:color w:val="808080"/>
+          <w:sz w:val="20"/>
+        </w:rPr>
         <w:t>Built for #75HER Challenge | CreateHER Fest 2026</w:t>
       </w:r>
     </w:p>
-    <w:p/>
     <w:sectPr>
       <w:pgSz w:w="12240" w:h="15840"/>
       <w:pgMar w:top="1440" w:right="1800" w:bottom="1440" w:left="1800" w:header="720" w:footer="720" w:gutter="0"/>
